--- a/Collatio/12/3. Rúbrica/Rúbrica 12.docx
+++ b/Collatio/12/3. Rúbrica/Rúbrica 12.docx
@@ -5,20 +5,20 @@
     <w:p>
       <w:pPr>
         <w:rPr>
-          <w:rFonts w:ascii="Garamond" w:hAnsi="Garamond"/>
+          <w:rFonts w:ascii="Brill" w:hAnsi="Brill"/>
           <w:lang w:val="es-ES"/>
         </w:rPr>
       </w:pPr>
       <w:r>
         <w:rPr>
-          <w:rFonts w:ascii="Garamond" w:hAnsi="Garamond"/>
+          <w:rFonts w:ascii="Brill" w:hAnsi="Brill"/>
           <w:lang w:val="es-ES"/>
         </w:rPr>
         <w:t xml:space="preserve">Capítulo </w:t>
       </w:r>
       <w:r>
         <w:rPr>
-          <w:rFonts w:ascii="Garamond" w:hAnsi="Garamond"/>
+          <w:rFonts w:ascii="Brill" w:hAnsi="Brill"/>
           <w:smallCaps/>
           <w:lang w:val="es-ES"/>
         </w:rPr>
@@ -26,7 +26,7 @@
       </w:r>
       <w:r>
         <w:rPr>
-          <w:rFonts w:ascii="Garamond" w:hAnsi="Garamond"/>
+          <w:rFonts w:ascii="Brill" w:hAnsi="Brill"/>
           <w:lang w:val="es-ES"/>
         </w:rPr>
         <w:t>. ¿</w:t>
@@ -35,7 +35,7 @@
     <w:p>
       <w:pPr>
         <w:rPr>
-          <w:rFonts w:ascii="Garamond" w:hAnsi="Garamond"/>
+          <w:rFonts w:ascii="Brill" w:hAnsi="Brill"/>
           <w:lang w:val="es-ES"/>
         </w:rPr>
       </w:pPr>
@@ -43,21 +43,21 @@
     <w:p>
       <w:pPr>
         <w:rPr>
-          <w:rFonts w:ascii="Garamond" w:hAnsi="Garamond"/>
+          <w:rFonts w:ascii="Brill" w:hAnsi="Brill"/>
           <w:color w:val="FF0000"/>
           <w:lang w:val="es-ES"/>
         </w:rPr>
       </w:pPr>
       <w:r>
         <w:rPr>
-          <w:rFonts w:ascii="Garamond" w:hAnsi="Garamond"/>
+          <w:rFonts w:ascii="Brill" w:hAnsi="Brill"/>
           <w:lang w:val="es-ES"/>
         </w:rPr>
         <w:t>A: 18va</w:t>
       </w:r>
       <w:r>
         <w:rPr>
-          <w:rFonts w:ascii="Garamond" w:hAnsi="Garamond"/>
+          <w:rFonts w:ascii="Brill" w:hAnsi="Brill"/>
           <w:color w:val="FF0000"/>
           <w:lang w:val="es-ES"/>
         </w:rPr>
@@ -65,134 +65,120 @@
       </w:r>
       <w:r>
         <w:rPr>
-          <w:rFonts w:ascii="Garamond" w:hAnsi="Garamond"/>
-          <w:color w:val="FF0000"/>
-        </w:rPr>
-        <w:t>Cap</w:t>
-      </w:r>
-      <w:r>
-        <w:rPr>
-          <w:rFonts w:ascii="Garamond" w:hAnsi="Garamond"/>
-          <w:color w:val="FF0000"/>
+          <w:rFonts w:ascii="Brill" w:hAnsi="Brill"/>
+          <w:color w:val="FF0000"/>
+        </w:rPr>
+        <w:t>Capítulo</w:t>
+      </w:r>
+      <w:r>
+        <w:rPr>
+          <w:rFonts w:ascii="Brill" w:hAnsi="Brill"/>
+          <w:color w:val="FF0000"/>
+          <w:lang w:val="es-ES"/>
+        </w:rPr>
+        <w:t xml:space="preserve"> </w:t>
+      </w:r>
+      <w:r>
+        <w:rPr>
+          <w:rFonts w:ascii="Brill" w:hAnsi="Brill"/>
+          <w:smallCaps/>
+          <w:color w:val="FF0000"/>
+          <w:lang w:val="es-ES"/>
+        </w:rPr>
+        <w:t>xii</w:t>
+      </w:r>
+      <w:r>
+        <w:rPr>
+          <w:rFonts w:ascii="Brill" w:hAnsi="Brill"/>
+          <w:smallCaps/>
+          <w:color w:val="FF0000"/>
+          <w:lang w:val="es-ES"/>
+        </w:rPr>
+        <w:t>.</w:t>
+      </w:r>
+      <w:r>
+        <w:rPr>
+          <w:rFonts w:ascii="Brill" w:hAnsi="Brill"/>
+          <w:color w:val="FF0000"/>
+          <w:lang w:val="es-ES"/>
+        </w:rPr>
+        <w:t xml:space="preserve"> </w:t>
+      </w:r>
+      <w:r>
+        <w:rPr>
+          <w:rFonts w:ascii="Brill" w:hAnsi="Brill"/>
+          <w:color w:val="FF0000"/>
+          <w:lang w:val="es-ES"/>
+        </w:rPr>
+        <w:t>Có</w:t>
+      </w:r>
+      <w:r>
+        <w:rPr>
+          <w:rFonts w:ascii="Brill" w:hAnsi="Brill"/>
+          <w:color w:val="FF0000"/>
+          <w:lang w:val="es-ES"/>
+        </w:rPr>
+        <w:t>mo finc</w:t>
+      </w:r>
+      <w:r>
+        <w:rPr>
+          <w:rFonts w:ascii="Brill" w:hAnsi="Brill"/>
+          <w:color w:val="FF0000"/>
+          <w:lang w:val="es-ES"/>
+        </w:rPr>
+        <w:t>ó</w:t>
+      </w:r>
+      <w:r>
+        <w:rPr>
+          <w:rFonts w:ascii="Brill" w:hAnsi="Brill"/>
+          <w:color w:val="FF0000"/>
+          <w:lang w:val="es-ES"/>
+        </w:rPr>
+        <w:t xml:space="preserve"> el cielo e la tierra mientra </w:t>
+      </w:r>
+      <w:r>
+        <w:rPr>
+          <w:rFonts w:ascii="Brill" w:hAnsi="Brill"/>
+          <w:color w:val="FF0000"/>
+          <w:lang w:val="es-ES"/>
+        </w:rPr>
+        <w:t>N</w:t>
+      </w:r>
+      <w:r>
+        <w:rPr>
+          <w:rFonts w:ascii="Brill" w:hAnsi="Brill"/>
+          <w:color w:val="FF0000"/>
+          <w:lang w:val="es-ES"/>
+        </w:rPr>
+        <w:t xml:space="preserve">uestro </w:t>
+      </w:r>
+      <w:r>
+        <w:rPr>
+          <w:rFonts w:ascii="Brill" w:hAnsi="Brill"/>
+          <w:color w:val="FF0000"/>
+          <w:lang w:val="es-ES"/>
+        </w:rPr>
+        <w:t>S</w:t>
+      </w:r>
+      <w:r>
+        <w:rPr>
+          <w:rFonts w:ascii="Brill" w:hAnsi="Brill"/>
+          <w:color w:val="FF0000"/>
+          <w:lang w:val="es-ES"/>
+        </w:rPr>
+        <w:t>eñor estudo encerrado en santa Mar</w:t>
+      </w:r>
+      <w:r>
+        <w:rPr>
+          <w:rFonts w:ascii="Brill" w:hAnsi="Brill"/>
+          <w:color w:val="FF0000"/>
+          <w:lang w:val="es-ES"/>
         </w:rPr>
         <w:t>í</w:t>
       </w:r>
       <w:r>
         <w:rPr>
-          <w:rFonts w:ascii="Garamond" w:hAnsi="Garamond"/>
-          <w:color w:val="FF0000"/>
-        </w:rPr>
-        <w:t>tulo</w:t>
-      </w:r>
-      <w:r>
-        <w:rPr>
-          <w:rFonts w:ascii="Garamond" w:hAnsi="Garamond"/>
-          <w:color w:val="FF0000"/>
-          <w:lang w:val="es-ES"/>
-        </w:rPr>
-        <w:t xml:space="preserve"> </w:t>
-      </w:r>
-      <w:r>
-        <w:rPr>
-          <w:rFonts w:ascii="Garamond" w:hAnsi="Garamond"/>
-          <w:smallCaps/>
-          <w:color w:val="FF0000"/>
-          <w:lang w:val="es-ES"/>
-        </w:rPr>
-        <w:t>xii</w:t>
-      </w:r>
-      <w:r>
-        <w:rPr>
-          <w:rFonts w:ascii="Garamond" w:hAnsi="Garamond"/>
-          <w:smallCaps/>
-          <w:color w:val="FF0000"/>
-          <w:lang w:val="es-ES"/>
-        </w:rPr>
-        <w:t>.</w:t>
-      </w:r>
-      <w:r>
-        <w:rPr>
-          <w:rFonts w:ascii="Garamond" w:hAnsi="Garamond"/>
-          <w:color w:val="FF0000"/>
-          <w:lang w:val="es-ES"/>
-        </w:rPr>
-        <w:t xml:space="preserve"> </w:t>
-      </w:r>
-      <w:r>
-        <w:rPr>
-          <w:rFonts w:ascii="Garamond" w:hAnsi="Garamond"/>
-          <w:color w:val="FF0000"/>
-          <w:lang w:val="es-ES"/>
-        </w:rPr>
-        <w:t>Có</w:t>
-      </w:r>
-      <w:r>
-        <w:rPr>
-          <w:rFonts w:ascii="Garamond" w:hAnsi="Garamond"/>
-          <w:color w:val="FF0000"/>
-          <w:lang w:val="es-ES"/>
-        </w:rPr>
-        <w:t>mo finc</w:t>
-      </w:r>
-      <w:r>
-        <w:rPr>
-          <w:rFonts w:ascii="Garamond" w:hAnsi="Garamond"/>
-          <w:color w:val="FF0000"/>
-          <w:lang w:val="es-ES"/>
-        </w:rPr>
-        <w:t>ó</w:t>
-      </w:r>
-      <w:r>
-        <w:rPr>
-          <w:rFonts w:ascii="Garamond" w:hAnsi="Garamond"/>
-          <w:color w:val="FF0000"/>
-          <w:lang w:val="es-ES"/>
-        </w:rPr>
-        <w:t xml:space="preserve"> el cielo e la tierra mientra </w:t>
-      </w:r>
-      <w:r>
-        <w:rPr>
-          <w:rFonts w:ascii="Garamond" w:hAnsi="Garamond"/>
-          <w:color w:val="FF0000"/>
-          <w:lang w:val="es-ES"/>
-        </w:rPr>
-        <w:t>N</w:t>
-      </w:r>
-      <w:r>
-        <w:rPr>
-          <w:rFonts w:ascii="Garamond" w:hAnsi="Garamond"/>
-          <w:color w:val="FF0000"/>
-          <w:lang w:val="es-ES"/>
-        </w:rPr>
-        <w:t xml:space="preserve">uestro </w:t>
-      </w:r>
-      <w:r>
-        <w:rPr>
-          <w:rFonts w:ascii="Garamond" w:hAnsi="Garamond"/>
-          <w:color w:val="FF0000"/>
-          <w:lang w:val="es-ES"/>
-        </w:rPr>
-        <w:t>S</w:t>
-      </w:r>
-      <w:r>
-        <w:rPr>
-          <w:rFonts w:ascii="Garamond" w:hAnsi="Garamond"/>
-          <w:color w:val="FF0000"/>
-          <w:lang w:val="es-ES"/>
-        </w:rPr>
-        <w:t>eñor estudo encerrado en santa Mar</w:t>
-      </w:r>
-      <w:r>
-        <w:rPr>
-          <w:rFonts w:ascii="Garamond" w:hAnsi="Garamond"/>
-          <w:color w:val="FF0000"/>
-          <w:lang w:val="es-ES"/>
-        </w:rPr>
-        <w:t>í</w:t>
-      </w:r>
-      <w:r>
-        <w:rPr>
-          <w:rFonts w:ascii="Garamond" w:hAnsi="Garamond"/>
+          <w:rFonts w:ascii="Brill" w:hAnsi="Brill"/>
           <w:color w:val="FF0000"/>
           <w:lang w:val="es-ES"/>
         </w:rPr>
@@ -202,7 +188,7 @@
     <w:p>
       <w:pPr>
         <w:rPr>
-          <w:rFonts w:ascii="Garamond" w:eastAsia="Calibri" w:hAnsi="Garamond" w:cs="Times New Roman (Corps CS)"/>
+          <w:rFonts w:ascii="Brill" w:eastAsia="Calibri" w:hAnsi="Brill" w:cs="Times New Roman (Corps CS)"/>
           <w:color w:val="FF0000"/>
           <w:kern w:val="2"/>
           <w:lang w:val="es-ES"/>
@@ -211,25 +197,16 @@
       </w:pPr>
       <w:r>
         <w:rPr>
-          <w:rFonts w:ascii="Garamond" w:eastAsia="Calibri" w:hAnsi="Garamond" w:cs="Times New Roman (Corps CS)"/>
-          <w:kern w:val="2"/>
-          <w:lang w:val="es-ES"/>
-          <w14:ligatures w14:val="standardContextual"/>
-        </w:rPr>
-        <w:t xml:space="preserve">B: </w:t>
-      </w:r>
-      <w:r>
-        <w:rPr>
-          <w:rFonts w:ascii="Garamond" w:eastAsia="Calibri" w:hAnsi="Garamond" w:cs="Times New Roman (Corps CS)"/>
-          <w:kern w:val="2"/>
-          <w:lang w:val="es-ES"/>
-          <w14:ligatures w14:val="standardContextual"/>
-        </w:rPr>
-        <w:t xml:space="preserve">1ra </w:t>
-      </w:r>
-      <w:r>
-        <w:rPr>
-          <w:rFonts w:ascii="Garamond" w:eastAsia="Calibri" w:hAnsi="Garamond" w:cs="Times New Roman (Corps CS)"/>
+          <w:rFonts w:ascii="Brill" w:eastAsia="Calibri" w:hAnsi="Brill" w:cs="Times New Roman (Corps CS)"/>
+          <w:kern w:val="2"/>
+          <w:lang w:val="es-ES"/>
+          <w14:ligatures w14:val="standardContextual"/>
+        </w:rPr>
+        <w:t xml:space="preserve">B: 1ra </w:t>
+      </w:r>
+      <w:r>
+        <w:rPr>
+          <w:rFonts w:ascii="Brill" w:eastAsia="Calibri" w:hAnsi="Brill" w:cs="Times New Roman (Corps CS)"/>
           <w:color w:val="FF0000"/>
           <w:kern w:val="2"/>
           <w:lang w:val="es-ES"/>
@@ -239,7 +216,7 @@
       </w:r>
       <w:r>
         <w:rPr>
-          <w:rFonts w:ascii="Garamond" w:eastAsia="Calibri" w:hAnsi="Garamond" w:cs="Times New Roman (Corps CS)"/>
+          <w:rFonts w:ascii="Brill" w:eastAsia="Calibri" w:hAnsi="Brill" w:cs="Times New Roman (Corps CS)"/>
           <w:smallCaps/>
           <w:color w:val="FF0000"/>
           <w:kern w:val="2"/>
@@ -250,7 +227,7 @@
       </w:r>
       <w:r>
         <w:rPr>
-          <w:rFonts w:ascii="Garamond" w:eastAsia="Calibri" w:hAnsi="Garamond" w:cs="Times New Roman (Corps CS)"/>
+          <w:rFonts w:ascii="Brill" w:eastAsia="Calibri" w:hAnsi="Brill" w:cs="Times New Roman (Corps CS)"/>
           <w:color w:val="FF0000"/>
           <w:kern w:val="2"/>
           <w:lang w:val="es-ES"/>
@@ -262,7 +239,7 @@
     <w:p>
       <w:pPr>
         <w:rPr>
-          <w:rFonts w:ascii="Garamond" w:eastAsia="Calibri" w:hAnsi="Garamond" w:cs="Times New Roman (Corps CS)"/>
+          <w:rFonts w:ascii="Brill" w:eastAsia="Calibri" w:hAnsi="Brill" w:cs="Times New Roman (Corps CS)"/>
           <w:color w:val="FF0000"/>
           <w:kern w:val="2"/>
           <w:lang w:val="es-ES"/>
@@ -271,25 +248,16 @@
       </w:pPr>
       <w:r>
         <w:rPr>
-          <w:rFonts w:ascii="Garamond" w:eastAsia="Calibri" w:hAnsi="Garamond" w:cs="Times New Roman (Corps CS)"/>
-          <w:kern w:val="2"/>
-          <w:lang w:val="es-ES"/>
-          <w14:ligatures w14:val="standardContextual"/>
-        </w:rPr>
-        <w:t xml:space="preserve">B: </w:t>
-      </w:r>
-      <w:r>
-        <w:rPr>
-          <w:rFonts w:ascii="Garamond" w:eastAsia="Calibri" w:hAnsi="Garamond" w:cs="Times New Roman (Corps CS)"/>
-          <w:kern w:val="2"/>
-          <w:lang w:val="es-ES"/>
-          <w14:ligatures w14:val="standardContextual"/>
-        </w:rPr>
-        <w:t xml:space="preserve">14va </w:t>
-      </w:r>
-      <w:r>
-        <w:rPr>
-          <w:rFonts w:ascii="Garamond" w:eastAsia="Calibri" w:hAnsi="Garamond" w:cs="Times New Roman (Corps CS)"/>
+          <w:rFonts w:ascii="Brill" w:eastAsia="Calibri" w:hAnsi="Brill" w:cs="Times New Roman (Corps CS)"/>
+          <w:kern w:val="2"/>
+          <w:lang w:val="es-ES"/>
+          <w14:ligatures w14:val="standardContextual"/>
+        </w:rPr>
+        <w:t xml:space="preserve">B: 14va </w:t>
+      </w:r>
+      <w:r>
+        <w:rPr>
+          <w:rFonts w:ascii="Brill" w:eastAsia="Calibri" w:hAnsi="Brill" w:cs="Times New Roman (Corps CS)"/>
           <w:color w:val="FF0000"/>
           <w:kern w:val="2"/>
           <w:lang w:val="es-ES"/>
@@ -299,7 +267,7 @@
       </w:r>
       <w:r>
         <w:rPr>
-          <w:rFonts w:ascii="Garamond" w:eastAsia="Calibri" w:hAnsi="Garamond" w:cs="Times New Roman (Corps CS)"/>
+          <w:rFonts w:ascii="Brill" w:eastAsia="Calibri" w:hAnsi="Brill" w:cs="Times New Roman (Corps CS)"/>
           <w:smallCaps/>
           <w:color w:val="FF0000"/>
           <w:kern w:val="2"/>
@@ -310,7 +278,7 @@
       </w:r>
       <w:r>
         <w:rPr>
-          <w:rFonts w:ascii="Garamond" w:eastAsia="Calibri" w:hAnsi="Garamond" w:cs="Times New Roman (Corps CS)"/>
+          <w:rFonts w:ascii="Brill" w:eastAsia="Calibri" w:hAnsi="Brill" w:cs="Times New Roman (Corps CS)"/>
           <w:color w:val="FF0000"/>
           <w:kern w:val="2"/>
           <w:lang w:val="es-ES"/>
@@ -322,47 +290,33 @@
     <w:p>
       <w:pPr>
         <w:rPr>
-          <w:rFonts w:ascii="Garamond" w:hAnsi="Garamond"/>
+          <w:rFonts w:ascii="Brill" w:hAnsi="Brill"/>
           <w:color w:val="FF0000"/>
         </w:rPr>
       </w:pPr>
       <w:r>
         <w:rPr>
-          <w:rFonts w:ascii="Garamond" w:hAnsi="Garamond"/>
+          <w:rFonts w:ascii="Brill" w:hAnsi="Brill"/>
           <w:lang w:val="es-ES"/>
         </w:rPr>
         <w:t xml:space="preserve">C: </w:t>
       </w:r>
       <w:r>
         <w:rPr>
-          <w:rFonts w:ascii="Garamond" w:hAnsi="Garamond"/>
+          <w:rFonts w:ascii="Brill" w:hAnsi="Brill"/>
         </w:rPr>
         <w:t xml:space="preserve">1v </w:t>
       </w:r>
       <w:r>
         <w:rPr>
-          <w:rFonts w:ascii="Garamond" w:hAnsi="Garamond"/>
-          <w:color w:val="FF0000"/>
-        </w:rPr>
-        <w:t>Cap</w:t>
-      </w:r>
-      <w:r>
-        <w:rPr>
-          <w:rFonts w:ascii="Garamond" w:hAnsi="Garamond"/>
-          <w:color w:val="FF0000"/>
-        </w:rPr>
-        <w:t>í</w:t>
-      </w:r>
-      <w:r>
-        <w:rPr>
-          <w:rFonts w:ascii="Garamond" w:hAnsi="Garamond"/>
-          <w:color w:val="FF0000"/>
-        </w:rPr>
-        <w:t>tulo</w:t>
-      </w:r>
-      <w:r>
-        <w:rPr>
-          <w:rFonts w:ascii="Garamond" w:hAnsi="Garamond"/>
+          <w:rFonts w:ascii="Brill" w:hAnsi="Brill"/>
+          <w:color w:val="FF0000"/>
+        </w:rPr>
+        <w:t>Capítulo</w:t>
+      </w:r>
+      <w:r>
+        <w:rPr>
+          <w:rFonts w:ascii="Brill" w:hAnsi="Brill"/>
           <w:color w:val="FF0000"/>
           <w:lang w:val="es-ES"/>
         </w:rPr>
@@ -370,7 +324,7 @@
       </w:r>
       <w:r>
         <w:rPr>
-          <w:rFonts w:ascii="Garamond" w:hAnsi="Garamond"/>
+          <w:rFonts w:ascii="Brill" w:hAnsi="Brill"/>
           <w:smallCaps/>
           <w:color w:val="FF0000"/>
         </w:rPr>
@@ -378,165 +332,73 @@
       </w:r>
       <w:r>
         <w:rPr>
-          <w:rFonts w:ascii="Garamond" w:hAnsi="Garamond"/>
+          <w:rFonts w:ascii="Brill" w:hAnsi="Brill"/>
           <w:color w:val="FF0000"/>
         </w:rPr>
         <w:t xml:space="preserve">. </w:t>
       </w:r>
       <w:r>
         <w:rPr>
-          <w:rFonts w:ascii="Garamond" w:hAnsi="Garamond"/>
-          <w:color w:val="FF0000"/>
-          <w:lang w:val="es-ES"/>
-        </w:rPr>
-        <w:t>Có</w:t>
-      </w:r>
-      <w:r>
-        <w:rPr>
-          <w:rFonts w:ascii="Garamond" w:hAnsi="Garamond"/>
-          <w:color w:val="FF0000"/>
-          <w:lang w:val="es-ES"/>
-        </w:rPr>
-        <w:t>mo finc</w:t>
-      </w:r>
-      <w:r>
-        <w:rPr>
-          <w:rFonts w:ascii="Garamond" w:hAnsi="Garamond"/>
-          <w:color w:val="FF0000"/>
-          <w:lang w:val="es-ES"/>
-        </w:rPr>
-        <w:t>ó</w:t>
-      </w:r>
-      <w:r>
-        <w:rPr>
-          <w:rFonts w:ascii="Garamond" w:hAnsi="Garamond"/>
-          <w:color w:val="FF0000"/>
-          <w:lang w:val="es-ES"/>
-        </w:rPr>
-        <w:t xml:space="preserve"> el cielo e la tierra mientra </w:t>
-      </w:r>
-      <w:r>
-        <w:rPr>
-          <w:rFonts w:ascii="Garamond" w:hAnsi="Garamond"/>
-          <w:color w:val="FF0000"/>
-          <w:lang w:val="es-ES"/>
-        </w:rPr>
-        <w:t>N</w:t>
-      </w:r>
-      <w:r>
-        <w:rPr>
-          <w:rFonts w:ascii="Garamond" w:hAnsi="Garamond"/>
-          <w:color w:val="FF0000"/>
-          <w:lang w:val="es-ES"/>
-        </w:rPr>
-        <w:t xml:space="preserve">uestro </w:t>
-      </w:r>
-      <w:r>
-        <w:rPr>
-          <w:rFonts w:ascii="Garamond" w:hAnsi="Garamond"/>
-          <w:color w:val="FF0000"/>
-          <w:lang w:val="es-ES"/>
-        </w:rPr>
-        <w:t>S</w:t>
-      </w:r>
-      <w:r>
-        <w:rPr>
-          <w:rFonts w:ascii="Garamond" w:hAnsi="Garamond"/>
-          <w:color w:val="FF0000"/>
-          <w:lang w:val="es-ES"/>
-        </w:rPr>
-        <w:t xml:space="preserve">eñor </w:t>
-      </w:r>
-      <w:r>
-        <w:rPr>
-          <w:rFonts w:ascii="Garamond" w:hAnsi="Garamond"/>
+          <w:rFonts w:ascii="Brill" w:hAnsi="Brill"/>
+          <w:color w:val="FF0000"/>
+          <w:lang w:val="es-ES"/>
+        </w:rPr>
+        <w:t xml:space="preserve">Cómo fincó el cielo e la tierra mientra Nuestro Señor </w:t>
+      </w:r>
+      <w:r>
+        <w:rPr>
+          <w:rFonts w:ascii="Brill" w:hAnsi="Brill"/>
           <w:color w:val="FF0000"/>
         </w:rPr>
         <w:t xml:space="preserve">estovo encerrado en santa </w:t>
       </w:r>
       <w:r>
         <w:rPr>
-          <w:rFonts w:ascii="Garamond" w:hAnsi="Garamond"/>
-          <w:color w:val="FF0000"/>
-          <w:lang w:val="es-ES"/>
-        </w:rPr>
-        <w:t>Mar</w:t>
-      </w:r>
-      <w:r>
-        <w:rPr>
-          <w:rFonts w:ascii="Garamond" w:hAnsi="Garamond"/>
-          <w:color w:val="FF0000"/>
-          <w:lang w:val="es-ES"/>
-        </w:rPr>
-        <w:t>í</w:t>
-      </w:r>
-      <w:r>
-        <w:rPr>
-          <w:rFonts w:ascii="Garamond" w:hAnsi="Garamond"/>
-          <w:color w:val="FF0000"/>
-          <w:lang w:val="es-ES"/>
-        </w:rPr>
-        <w:t>a</w:t>
+          <w:rFonts w:ascii="Brill" w:hAnsi="Brill"/>
+          <w:color w:val="FF0000"/>
+          <w:lang w:val="es-ES"/>
+        </w:rPr>
+        <w:t>María</w:t>
       </w:r>
     </w:p>
     <w:p>
       <w:pPr>
         <w:rPr>
-          <w:rFonts w:ascii="Garamond" w:hAnsi="Garamond"/>
+          <w:rFonts w:ascii="Brill" w:hAnsi="Brill"/>
           <w:color w:val="FF0000"/>
         </w:rPr>
       </w:pPr>
       <w:r>
         <w:rPr>
-          <w:rFonts w:ascii="Garamond" w:hAnsi="Garamond"/>
+          <w:rFonts w:ascii="Brill" w:hAnsi="Brill"/>
           <w:lang w:val="es-ES"/>
         </w:rPr>
         <w:t xml:space="preserve">C: </w:t>
       </w:r>
       <w:r>
         <w:rPr>
-          <w:rFonts w:ascii="Garamond" w:hAnsi="Garamond"/>
-        </w:rPr>
-        <w:t>32r</w:t>
-      </w:r>
-      <w:r>
-        <w:rPr>
-          <w:rFonts w:ascii="Garamond" w:hAnsi="Garamond"/>
+          <w:rFonts w:ascii="Brill" w:hAnsi="Brill"/>
+        </w:rPr>
+        <w:t xml:space="preserve">32r </w:t>
+      </w:r>
+      <w:r>
+        <w:rPr>
+          <w:rFonts w:ascii="Brill" w:hAnsi="Brill"/>
+          <w:color w:val="FF0000"/>
+        </w:rPr>
+        <w:t>Capítulo</w:t>
+      </w:r>
+      <w:r>
+        <w:rPr>
+          <w:rFonts w:ascii="Brill" w:hAnsi="Brill"/>
+          <w:color w:val="FF0000"/>
+          <w:lang w:val="es-ES"/>
         </w:rPr>
         <w:t xml:space="preserve"> </w:t>
       </w:r>
       <w:r>
         <w:rPr>
-          <w:rFonts w:ascii="Garamond" w:hAnsi="Garamond"/>
-          <w:color w:val="FF0000"/>
-        </w:rPr>
-        <w:t>Cap</w:t>
-      </w:r>
-      <w:r>
-        <w:rPr>
-          <w:rFonts w:ascii="Garamond" w:hAnsi="Garamond"/>
-          <w:color w:val="FF0000"/>
-        </w:rPr>
-        <w:t>í</w:t>
-      </w:r>
-      <w:r>
-        <w:rPr>
-          <w:rFonts w:ascii="Garamond" w:hAnsi="Garamond"/>
-          <w:color w:val="FF0000"/>
-        </w:rPr>
-        <w:t>tulo</w:t>
-      </w:r>
-      <w:r>
-        <w:rPr>
-          <w:rFonts w:ascii="Garamond" w:hAnsi="Garamond"/>
-          <w:color w:val="FF0000"/>
-          <w:lang w:val="es-ES"/>
-        </w:rPr>
-        <w:t xml:space="preserve"> </w:t>
-      </w:r>
-      <w:r>
-        <w:rPr>
-          <w:rFonts w:ascii="Garamond" w:hAnsi="Garamond"/>
+          <w:rFonts w:ascii="Brill" w:hAnsi="Brill"/>
           <w:smallCaps/>
           <w:color w:val="FF0000"/>
         </w:rPr>
@@ -544,196 +406,103 @@
       </w:r>
       <w:r>
         <w:rPr>
-          <w:rFonts w:ascii="Garamond" w:hAnsi="Garamond"/>
+          <w:rFonts w:ascii="Brill" w:hAnsi="Brill"/>
           <w:color w:val="FF0000"/>
         </w:rPr>
         <w:t xml:space="preserve">. </w:t>
       </w:r>
       <w:r>
         <w:rPr>
-          <w:rFonts w:ascii="Garamond" w:hAnsi="Garamond"/>
-          <w:color w:val="FF0000"/>
-          <w:lang w:val="es-ES"/>
-        </w:rPr>
-        <w:t>Có</w:t>
-      </w:r>
-      <w:r>
-        <w:rPr>
-          <w:rFonts w:ascii="Garamond" w:hAnsi="Garamond"/>
-          <w:color w:val="FF0000"/>
-          <w:lang w:val="es-ES"/>
-        </w:rPr>
-        <w:t>mo finc</w:t>
-      </w:r>
-      <w:r>
-        <w:rPr>
-          <w:rFonts w:ascii="Garamond" w:hAnsi="Garamond"/>
-          <w:color w:val="FF0000"/>
-          <w:lang w:val="es-ES"/>
-        </w:rPr>
-        <w:t>ó</w:t>
-      </w:r>
-      <w:r>
-        <w:rPr>
-          <w:rFonts w:ascii="Garamond" w:hAnsi="Garamond"/>
-          <w:color w:val="FF0000"/>
-          <w:lang w:val="es-ES"/>
-        </w:rPr>
-        <w:t xml:space="preserve"> el cielo e la tierra mientra </w:t>
-      </w:r>
-      <w:r>
-        <w:rPr>
-          <w:rFonts w:ascii="Garamond" w:hAnsi="Garamond"/>
-          <w:color w:val="FF0000"/>
-          <w:lang w:val="es-ES"/>
-        </w:rPr>
-        <w:t>N</w:t>
-      </w:r>
-      <w:r>
-        <w:rPr>
-          <w:rFonts w:ascii="Garamond" w:hAnsi="Garamond"/>
-          <w:color w:val="FF0000"/>
-          <w:lang w:val="es-ES"/>
-        </w:rPr>
-        <w:t xml:space="preserve">uestro </w:t>
-      </w:r>
-      <w:r>
-        <w:rPr>
-          <w:rFonts w:ascii="Garamond" w:hAnsi="Garamond"/>
-          <w:color w:val="FF0000"/>
-          <w:lang w:val="es-ES"/>
-        </w:rPr>
-        <w:t>S</w:t>
-      </w:r>
-      <w:r>
-        <w:rPr>
-          <w:rFonts w:ascii="Garamond" w:hAnsi="Garamond"/>
-          <w:color w:val="FF0000"/>
-          <w:lang w:val="es-ES"/>
-        </w:rPr>
-        <w:t xml:space="preserve">eñor </w:t>
-      </w:r>
-      <w:r>
-        <w:rPr>
-          <w:rFonts w:ascii="Garamond" w:hAnsi="Garamond"/>
+          <w:rFonts w:ascii="Brill" w:hAnsi="Brill"/>
+          <w:color w:val="FF0000"/>
+          <w:lang w:val="es-ES"/>
+        </w:rPr>
+        <w:t xml:space="preserve">Cómo fincó el cielo e la tierra mientra Nuestro Señor </w:t>
+      </w:r>
+      <w:r>
+        <w:rPr>
+          <w:rFonts w:ascii="Brill" w:hAnsi="Brill"/>
           <w:color w:val="FF0000"/>
         </w:rPr>
         <w:t xml:space="preserve">estovo encerrado en santa </w:t>
       </w:r>
       <w:r>
         <w:rPr>
-          <w:rFonts w:ascii="Garamond" w:hAnsi="Garamond"/>
-          <w:color w:val="FF0000"/>
-          <w:lang w:val="es-ES"/>
-        </w:rPr>
-        <w:t>Mar</w:t>
-      </w:r>
-      <w:r>
-        <w:rPr>
-          <w:rFonts w:ascii="Garamond" w:hAnsi="Garamond"/>
-          <w:color w:val="FF0000"/>
-          <w:lang w:val="es-ES"/>
-        </w:rPr>
-        <w:t>í</w:t>
-      </w:r>
-      <w:r>
-        <w:rPr>
-          <w:rFonts w:ascii="Garamond" w:hAnsi="Garamond"/>
-          <w:color w:val="FF0000"/>
-          <w:lang w:val="es-ES"/>
-        </w:rPr>
-        <w:t>a</w:t>
+          <w:rFonts w:ascii="Brill" w:hAnsi="Brill"/>
+          <w:color w:val="FF0000"/>
+          <w:lang w:val="es-ES"/>
+        </w:rPr>
+        <w:t>María</w:t>
       </w:r>
     </w:p>
     <w:p>
       <w:pPr>
         <w:rPr>
-          <w:rFonts w:ascii="Garamond" w:hAnsi="Garamond"/>
+          <w:rFonts w:ascii="Brill" w:hAnsi="Brill"/>
           <w:lang w:val="es-ES"/>
         </w:rPr>
       </w:pPr>
       <w:r>
         <w:rPr>
-          <w:rFonts w:ascii="Garamond" w:hAnsi="Garamond"/>
+          <w:rFonts w:ascii="Brill" w:hAnsi="Brill"/>
           <w:lang w:val="es-ES"/>
         </w:rPr>
         <w:t xml:space="preserve">D: </w:t>
       </w:r>
       <w:r>
         <w:rPr>
-          <w:rFonts w:ascii="Garamond" w:hAnsi="Garamond"/>
+          <w:rFonts w:ascii="Brill" w:hAnsi="Brill"/>
         </w:rPr>
         <w:t>116v</w:t>
       </w:r>
       <w:r>
         <w:rPr>
-          <w:rFonts w:ascii="Garamond" w:hAnsi="Garamond"/>
+          <w:rFonts w:ascii="Brill" w:hAnsi="Brill"/>
           <w:lang w:val="es-ES"/>
         </w:rPr>
         <w:t xml:space="preserve">a </w:t>
       </w:r>
       <w:r>
         <w:rPr>
-          <w:rFonts w:ascii="Garamond" w:hAnsi="Garamond"/>
-          <w:color w:val="FF0000"/>
-        </w:rPr>
-        <w:t>Cap</w:t>
-      </w:r>
-      <w:r>
-        <w:rPr>
-          <w:rFonts w:ascii="Garamond" w:hAnsi="Garamond"/>
-          <w:color w:val="FF0000"/>
-        </w:rPr>
-        <w:t>í</w:t>
-      </w:r>
-      <w:r>
-        <w:rPr>
-          <w:rFonts w:ascii="Garamond" w:hAnsi="Garamond"/>
-          <w:color w:val="FF0000"/>
-        </w:rPr>
-        <w:t>tulo</w:t>
-      </w:r>
-      <w:r>
-        <w:rPr>
-          <w:rFonts w:ascii="Garamond" w:hAnsi="Garamond"/>
+          <w:rFonts w:ascii="Brill" w:hAnsi="Brill"/>
+          <w:color w:val="FF0000"/>
+        </w:rPr>
+        <w:t xml:space="preserve">Capítulo </w:t>
+      </w:r>
+      <w:r>
+        <w:rPr>
+          <w:rFonts w:ascii="Brill" w:hAnsi="Brill"/>
+          <w:smallCaps/>
+          <w:color w:val="FF0000"/>
+        </w:rPr>
+        <w:t>xxxiiii</w:t>
+      </w:r>
+      <w:r>
+        <w:rPr>
+          <w:rFonts w:ascii="Brill" w:hAnsi="Brill"/>
+          <w:color w:val="FF0000"/>
+          <w:vertAlign w:val="superscript"/>
+        </w:rPr>
+        <w:t>o</w:t>
+      </w:r>
+      <w:r>
+        <w:rPr>
+          <w:rFonts w:ascii="Brill" w:hAnsi="Brill"/>
+          <w:color w:val="FF0000"/>
+          <w:lang w:val="es-ES"/>
+        </w:rPr>
+        <w:t>.</w:t>
+      </w:r>
+      <w:r>
+        <w:rPr>
+          <w:rFonts w:ascii="Brill" w:hAnsi="Brill"/>
           <w:color w:val="FF0000"/>
         </w:rPr>
         <w:t xml:space="preserve"> </w:t>
       </w:r>
       <w:r>
         <w:rPr>
-          <w:rFonts w:ascii="Garamond" w:hAnsi="Garamond"/>
-          <w:smallCaps/>
-          <w:color w:val="FF0000"/>
-        </w:rPr>
-        <w:t>xxxiiii</w:t>
-      </w:r>
-      <w:r>
-        <w:rPr>
-          <w:rFonts w:ascii="Garamond" w:hAnsi="Garamond"/>
-          <w:color w:val="FF0000"/>
-          <w:vertAlign w:val="superscript"/>
-        </w:rPr>
-        <w:t>o</w:t>
-      </w:r>
-      <w:r>
-        <w:rPr>
-          <w:rFonts w:ascii="Garamond" w:hAnsi="Garamond"/>
-          <w:color w:val="FF0000"/>
-          <w:lang w:val="es-ES"/>
-        </w:rPr>
-        <w:t>.</w:t>
-      </w:r>
-      <w:r>
-        <w:rPr>
-          <w:rFonts w:ascii="Garamond" w:hAnsi="Garamond"/>
-          <w:color w:val="FF0000"/>
-        </w:rPr>
-        <w:t xml:space="preserve"> </w:t>
-      </w:r>
-      <w:r>
-        <w:rPr>
-          <w:rFonts w:ascii="Garamond" w:hAnsi="Garamond"/>
+          <w:rFonts w:ascii="Brill" w:hAnsi="Brill"/>
           <w:color w:val="FF0000"/>
           <w:lang w:val="es-ES"/>
         </w:rPr>
@@ -741,14 +510,14 @@
       </w:r>
       <w:r>
         <w:rPr>
-          <w:rFonts w:ascii="Garamond" w:hAnsi="Garamond"/>
+          <w:rFonts w:ascii="Brill" w:hAnsi="Brill"/>
           <w:color w:val="FF0000"/>
         </w:rPr>
         <w:t>emanda del tie</w:t>
       </w:r>
       <w:r>
         <w:rPr>
-          <w:rFonts w:ascii="Garamond" w:hAnsi="Garamond"/>
+          <w:rFonts w:ascii="Brill" w:hAnsi="Brill"/>
           <w:color w:val="FF0000"/>
           <w:lang w:val="es-ES"/>
         </w:rPr>
@@ -756,77 +525,37 @@
       </w:r>
       <w:r>
         <w:rPr>
-          <w:rFonts w:ascii="Garamond" w:hAnsi="Garamond"/>
+          <w:rFonts w:ascii="Brill" w:hAnsi="Brill"/>
           <w:color w:val="FF0000"/>
         </w:rPr>
         <w:t xml:space="preserve">po que </w:t>
       </w:r>
       <w:r>
         <w:rPr>
-          <w:rFonts w:ascii="Garamond" w:hAnsi="Garamond"/>
-          <w:color w:val="FF0000"/>
-          <w:lang w:val="es-ES"/>
-        </w:rPr>
-        <w:t>N</w:t>
-      </w:r>
-      <w:r>
-        <w:rPr>
-          <w:rFonts w:ascii="Garamond" w:hAnsi="Garamond"/>
-          <w:color w:val="FF0000"/>
-          <w:lang w:val="es-ES"/>
-        </w:rPr>
-        <w:t xml:space="preserve">uestro </w:t>
-      </w:r>
-      <w:r>
-        <w:rPr>
-          <w:rFonts w:ascii="Garamond" w:hAnsi="Garamond"/>
-          <w:color w:val="FF0000"/>
-          <w:lang w:val="es-ES"/>
-        </w:rPr>
-        <w:t>S</w:t>
-      </w:r>
-      <w:r>
-        <w:rPr>
-          <w:rFonts w:ascii="Garamond" w:hAnsi="Garamond"/>
-          <w:color w:val="FF0000"/>
-          <w:lang w:val="es-ES"/>
-        </w:rPr>
-        <w:t xml:space="preserve">eñor </w:t>
-      </w:r>
-      <w:r>
-        <w:rPr>
-          <w:rFonts w:ascii="Garamond" w:hAnsi="Garamond"/>
+          <w:rFonts w:ascii="Brill" w:hAnsi="Brill"/>
+          <w:color w:val="FF0000"/>
+          <w:lang w:val="es-ES"/>
+        </w:rPr>
+        <w:t xml:space="preserve">Nuestro Señor </w:t>
+      </w:r>
+      <w:r>
+        <w:rPr>
+          <w:rFonts w:ascii="Brill" w:hAnsi="Brill"/>
           <w:color w:val="FF0000"/>
         </w:rPr>
         <w:t xml:space="preserve">andudo en el vientre de santa </w:t>
       </w:r>
       <w:r>
         <w:rPr>
-          <w:rFonts w:ascii="Garamond" w:hAnsi="Garamond"/>
-          <w:color w:val="FF0000"/>
-          <w:lang w:val="es-ES"/>
-        </w:rPr>
-        <w:t>Mar</w:t>
-      </w:r>
-      <w:r>
-        <w:rPr>
-          <w:rFonts w:ascii="Garamond" w:hAnsi="Garamond"/>
-          <w:color w:val="FF0000"/>
-          <w:lang w:val="es-ES"/>
-        </w:rPr>
-        <w:t>í</w:t>
-      </w:r>
-      <w:r>
-        <w:rPr>
-          <w:rFonts w:ascii="Garamond" w:hAnsi="Garamond"/>
-          <w:color w:val="FF0000"/>
-          <w:lang w:val="es-ES"/>
-        </w:rPr>
-        <w:t>a</w:t>
-      </w:r>
-      <w:r>
-        <w:rPr>
-          <w:rFonts w:ascii="Garamond" w:hAnsi="Garamond"/>
+          <w:rFonts w:ascii="Brill" w:hAnsi="Brill"/>
+          <w:color w:val="FF0000"/>
+          <w:lang w:val="es-ES"/>
+        </w:rPr>
+        <w:t>María</w:t>
+      </w:r>
+      <w:r>
+        <w:rPr>
+          <w:rFonts w:ascii="Brill" w:hAnsi="Brill"/>
           <w:color w:val="FF0000"/>
           <w:lang w:val="es-ES"/>
         </w:rPr>
@@ -834,42 +563,42 @@
       </w:r>
       <w:r>
         <w:rPr>
-          <w:rFonts w:ascii="Garamond" w:hAnsi="Garamond"/>
+          <w:rFonts w:ascii="Brill" w:hAnsi="Brill"/>
           <w:color w:val="FF0000"/>
         </w:rPr>
         <w:t>c</w:t>
       </w:r>
       <w:r>
         <w:rPr>
-          <w:rFonts w:ascii="Garamond" w:hAnsi="Garamond"/>
+          <w:rFonts w:ascii="Brill" w:hAnsi="Brill"/>
           <w:color w:val="FF0000"/>
         </w:rPr>
         <w:t>ó</w:t>
       </w:r>
       <w:r>
         <w:rPr>
-          <w:rFonts w:ascii="Garamond" w:hAnsi="Garamond"/>
+          <w:rFonts w:ascii="Brill" w:hAnsi="Brill"/>
           <w:color w:val="FF0000"/>
         </w:rPr>
         <w:t>mo finc</w:t>
       </w:r>
       <w:r>
         <w:rPr>
-          <w:rFonts w:ascii="Garamond" w:hAnsi="Garamond"/>
+          <w:rFonts w:ascii="Brill" w:hAnsi="Brill"/>
           <w:color w:val="FF0000"/>
         </w:rPr>
         <w:t>ó</w:t>
       </w:r>
       <w:r>
         <w:rPr>
-          <w:rFonts w:ascii="Garamond" w:hAnsi="Garamond"/>
+          <w:rFonts w:ascii="Brill" w:hAnsi="Brill"/>
           <w:color w:val="FF0000"/>
         </w:rPr>
         <w:t xml:space="preserve"> el cielo e la tierra</w:t>
       </w:r>
       <w:r>
         <w:rPr>
-          <w:rFonts w:ascii="Garamond" w:hAnsi="Garamond"/>
+          <w:rFonts w:ascii="Brill" w:hAnsi="Brill"/>
           <w:color w:val="FF0000"/>
           <w:lang w:val="es-ES"/>
         </w:rPr>
@@ -879,186 +608,125 @@
     <w:p>
       <w:pPr>
         <w:rPr>
-          <w:rFonts w:ascii="Garamond" w:hAnsi="Garamond"/>
+          <w:rFonts w:ascii="Brill" w:hAnsi="Brill"/>
           <w:color w:val="FF0000"/>
           <w:lang w:val="es-ES"/>
         </w:rPr>
       </w:pPr>
       <w:r>
         <w:rPr>
-          <w:rFonts w:ascii="Garamond" w:hAnsi="Garamond"/>
+          <w:rFonts w:ascii="Brill" w:hAnsi="Brill"/>
         </w:rPr>
         <w:t>E: 62va</w:t>
       </w:r>
       <w:r>
         <w:rPr>
-          <w:rFonts w:ascii="Garamond" w:hAnsi="Garamond"/>
+          <w:rFonts w:ascii="Brill" w:hAnsi="Brill"/>
           <w:color w:val="FF0000"/>
         </w:rPr>
         <w:t xml:space="preserve"> </w:t>
       </w:r>
       <w:r>
         <w:rPr>
-          <w:rFonts w:ascii="Garamond" w:hAnsi="Garamond"/>
-          <w:color w:val="FF0000"/>
-        </w:rPr>
-        <w:t>Cap</w:t>
-      </w:r>
-      <w:r>
-        <w:rPr>
-          <w:rFonts w:ascii="Garamond" w:hAnsi="Garamond"/>
-          <w:color w:val="FF0000"/>
-        </w:rPr>
-        <w:t>í</w:t>
-      </w:r>
-      <w:r>
-        <w:rPr>
-          <w:rFonts w:ascii="Garamond" w:hAnsi="Garamond"/>
-          <w:color w:val="FF0000"/>
-        </w:rPr>
-        <w:t>tulo</w:t>
-      </w:r>
-      <w:r>
-        <w:rPr>
-          <w:rFonts w:ascii="Garamond" w:hAnsi="Garamond"/>
+          <w:rFonts w:ascii="Brill" w:hAnsi="Brill"/>
+          <w:color w:val="FF0000"/>
+        </w:rPr>
+        <w:t xml:space="preserve">Capítulo </w:t>
+      </w:r>
+      <w:r>
+        <w:rPr>
+          <w:rFonts w:ascii="Brill" w:hAnsi="Brill"/>
+          <w:smallCaps/>
+          <w:color w:val="FF0000"/>
+        </w:rPr>
+        <w:t>xxviii</w:t>
+      </w:r>
+      <w:r>
+        <w:rPr>
+          <w:rFonts w:ascii="Brill" w:hAnsi="Brill"/>
+          <w:color w:val="FF0000"/>
+          <w:vertAlign w:val="superscript"/>
+        </w:rPr>
+        <w:t>o</w:t>
+      </w:r>
+      <w:r>
+        <w:rPr>
+          <w:rFonts w:ascii="Brill" w:hAnsi="Brill"/>
+          <w:color w:val="FF0000"/>
+        </w:rPr>
+        <w:t xml:space="preserve">. </w:t>
+      </w:r>
+      <w:r>
+        <w:rPr>
+          <w:rFonts w:ascii="Brill" w:hAnsi="Brill"/>
+          <w:color w:val="FF0000"/>
+          <w:lang w:val="es-ES"/>
+        </w:rPr>
+        <w:t>D</w:t>
+      </w:r>
+      <w:r>
+        <w:rPr>
+          <w:rFonts w:ascii="Brill" w:hAnsi="Brill"/>
+          <w:color w:val="FF0000"/>
+        </w:rPr>
+        <w:t>emanda de aquel tie</w:t>
+      </w:r>
+      <w:r>
+        <w:rPr>
+          <w:rFonts w:ascii="Brill" w:hAnsi="Brill"/>
+          <w:color w:val="FF0000"/>
+          <w:lang w:val="es-ES"/>
+        </w:rPr>
+        <w:t>m</w:t>
+      </w:r>
+      <w:r>
+        <w:rPr>
+          <w:rFonts w:ascii="Brill" w:hAnsi="Brill"/>
+          <w:color w:val="FF0000"/>
+        </w:rPr>
+        <w:t xml:space="preserve">po que el </w:t>
+      </w:r>
+      <w:r>
+        <w:rPr>
+          <w:rFonts w:ascii="Brill" w:hAnsi="Brill"/>
+          <w:color w:val="FF0000"/>
+          <w:lang w:val="es-ES"/>
+        </w:rPr>
+        <w:t xml:space="preserve">Nuestro Señor </w:t>
+      </w:r>
+      <w:r>
+        <w:rPr>
+          <w:rFonts w:ascii="Brill" w:hAnsi="Brill"/>
+          <w:color w:val="FF0000"/>
+        </w:rPr>
+        <w:t xml:space="preserve">Jesucristo andubo en el bientre de santa </w:t>
+      </w:r>
+      <w:r>
+        <w:rPr>
+          <w:rFonts w:ascii="Brill" w:hAnsi="Brill"/>
+          <w:color w:val="FF0000"/>
+          <w:lang w:val="es-ES"/>
+        </w:rPr>
+        <w:t>María</w:t>
+      </w:r>
+      <w:r>
+        <w:rPr>
+          <w:rFonts w:ascii="Brill" w:hAnsi="Brill"/>
+          <w:color w:val="FF0000"/>
+          <w:lang w:val="es-ES"/>
+        </w:rPr>
+        <w:t>,</w:t>
+      </w:r>
+      <w:r>
+        <w:rPr>
+          <w:rFonts w:ascii="Brill" w:hAnsi="Brill"/>
           <w:color w:val="FF0000"/>
         </w:rPr>
         <w:t xml:space="preserve"> </w:t>
       </w:r>
       <w:r>
         <w:rPr>
-          <w:rFonts w:ascii="Garamond" w:hAnsi="Garamond"/>
-          <w:smallCaps/>
-          <w:color w:val="FF0000"/>
-        </w:rPr>
-        <w:t>xxviii</w:t>
-      </w:r>
-      <w:r>
-        <w:rPr>
-          <w:rFonts w:ascii="Garamond" w:hAnsi="Garamond"/>
-          <w:color w:val="FF0000"/>
-          <w:vertAlign w:val="superscript"/>
-        </w:rPr>
-        <w:t>o</w:t>
-      </w:r>
-      <w:r>
-        <w:rPr>
-          <w:rFonts w:ascii="Garamond" w:hAnsi="Garamond"/>
-          <w:color w:val="FF0000"/>
-        </w:rPr>
-        <w:t xml:space="preserve">. </w:t>
-      </w:r>
-      <w:r>
-        <w:rPr>
-          <w:rFonts w:ascii="Garamond" w:hAnsi="Garamond"/>
-          <w:color w:val="FF0000"/>
-          <w:lang w:val="es-ES"/>
-        </w:rPr>
-        <w:t>D</w:t>
-      </w:r>
-      <w:r>
-        <w:rPr>
-          <w:rFonts w:ascii="Garamond" w:hAnsi="Garamond"/>
-          <w:color w:val="FF0000"/>
-        </w:rPr>
-        <w:t>emanda de aquel tie</w:t>
-      </w:r>
-      <w:r>
-        <w:rPr>
-          <w:rFonts w:ascii="Garamond" w:hAnsi="Garamond"/>
-          <w:color w:val="FF0000"/>
-          <w:lang w:val="es-ES"/>
-        </w:rPr>
-        <w:t>m</w:t>
-      </w:r>
-      <w:r>
-        <w:rPr>
-          <w:rFonts w:ascii="Garamond" w:hAnsi="Garamond"/>
-          <w:color w:val="FF0000"/>
-        </w:rPr>
-        <w:t xml:space="preserve">po que el </w:t>
-      </w:r>
-      <w:r>
-        <w:rPr>
-          <w:rFonts w:ascii="Garamond" w:hAnsi="Garamond"/>
-          <w:color w:val="FF0000"/>
-          <w:lang w:val="es-ES"/>
-        </w:rPr>
-        <w:t>N</w:t>
-      </w:r>
-      <w:r>
-        <w:rPr>
-          <w:rFonts w:ascii="Garamond" w:hAnsi="Garamond"/>
-          <w:color w:val="FF0000"/>
-          <w:lang w:val="es-ES"/>
-        </w:rPr>
-        <w:t xml:space="preserve">uestro </w:t>
-      </w:r>
-      <w:r>
-        <w:rPr>
-          <w:rFonts w:ascii="Garamond" w:hAnsi="Garamond"/>
-          <w:color w:val="FF0000"/>
-          <w:lang w:val="es-ES"/>
-        </w:rPr>
-        <w:t>S</w:t>
-      </w:r>
-      <w:r>
-        <w:rPr>
-          <w:rFonts w:ascii="Garamond" w:hAnsi="Garamond"/>
-          <w:color w:val="FF0000"/>
-          <w:lang w:val="es-ES"/>
-        </w:rPr>
-        <w:t xml:space="preserve">eñor </w:t>
-      </w:r>
-      <w:r>
-        <w:rPr>
-          <w:rFonts w:ascii="Garamond" w:hAnsi="Garamond"/>
-          <w:color w:val="FF0000"/>
-        </w:rPr>
-        <w:t xml:space="preserve">Jesucristo andubo en el bientre de santa </w:t>
-      </w:r>
-      <w:r>
-        <w:rPr>
-          <w:rFonts w:ascii="Garamond" w:hAnsi="Garamond"/>
-          <w:color w:val="FF0000"/>
-          <w:lang w:val="es-ES"/>
-        </w:rPr>
-        <w:t>Mar</w:t>
-      </w:r>
-      <w:r>
-        <w:rPr>
-          <w:rFonts w:ascii="Garamond" w:hAnsi="Garamond"/>
-          <w:color w:val="FF0000"/>
-          <w:lang w:val="es-ES"/>
-        </w:rPr>
-        <w:t>í</w:t>
-      </w:r>
-      <w:r>
-        <w:rPr>
-          <w:rFonts w:ascii="Garamond" w:hAnsi="Garamond"/>
-          <w:color w:val="FF0000"/>
-          <w:lang w:val="es-ES"/>
-        </w:rPr>
-        <w:t>a</w:t>
-      </w:r>
-      <w:r>
-        <w:rPr>
-          <w:rFonts w:ascii="Garamond" w:hAnsi="Garamond"/>
-          <w:color w:val="FF0000"/>
-          <w:lang w:val="es-ES"/>
-        </w:rPr>
-        <w:t>,</w:t>
-      </w:r>
-      <w:r>
-        <w:rPr>
-          <w:rFonts w:ascii="Garamond" w:hAnsi="Garamond"/>
-          <w:color w:val="FF0000"/>
-        </w:rPr>
-        <w:t xml:space="preserve"> </w:t>
-      </w:r>
-      <w:r>
-        <w:rPr>
-          <w:rFonts w:ascii="Garamond" w:hAnsi="Garamond"/>
+          <w:rFonts w:ascii="Brill" w:hAnsi="Brill"/>
           <w:color w:val="FF0000"/>
           <w:lang w:val="es-ES"/>
         </w:rPr>
@@ -1066,49 +734,21 @@
       </w:r>
       <w:r>
         <w:rPr>
-          <w:rFonts w:ascii="Garamond" w:hAnsi="Garamond"/>
-          <w:color w:val="FF0000"/>
-        </w:rPr>
-        <w:t>c</w:t>
-      </w:r>
-      <w:r>
-        <w:rPr>
-          <w:rFonts w:ascii="Garamond" w:hAnsi="Garamond"/>
-          <w:color w:val="FF0000"/>
-        </w:rPr>
-        <w:t>ó</w:t>
-      </w:r>
-      <w:r>
-        <w:rPr>
-          <w:rFonts w:ascii="Garamond" w:hAnsi="Garamond"/>
-          <w:color w:val="FF0000"/>
-        </w:rPr>
-        <w:t>mo finc</w:t>
-      </w:r>
-      <w:r>
-        <w:rPr>
-          <w:rFonts w:ascii="Garamond" w:hAnsi="Garamond"/>
-          <w:color w:val="FF0000"/>
-        </w:rPr>
-        <w:t>ó</w:t>
-      </w:r>
-      <w:r>
-        <w:rPr>
-          <w:rFonts w:ascii="Garamond" w:hAnsi="Garamond"/>
-          <w:color w:val="FF0000"/>
-        </w:rPr>
-        <w:t xml:space="preserve"> </w:t>
-      </w:r>
-      <w:r>
-        <w:rPr>
-          <w:rFonts w:ascii="Garamond" w:hAnsi="Garamond"/>
+          <w:rFonts w:ascii="Brill" w:hAnsi="Brill"/>
+          <w:color w:val="FF0000"/>
+        </w:rPr>
+        <w:t xml:space="preserve">cómo fincó </w:t>
+      </w:r>
+      <w:r>
+        <w:rPr>
+          <w:rFonts w:ascii="Brill" w:hAnsi="Brill"/>
           <w:color w:val="FF0000"/>
         </w:rPr>
         <w:t>el cielo e la tierra</w:t>
       </w:r>
       <w:r>
         <w:rPr>
-          <w:rFonts w:ascii="Garamond" w:hAnsi="Garamond"/>
+          <w:rFonts w:ascii="Brill" w:hAnsi="Brill"/>
           <w:color w:val="FF0000"/>
           <w:lang w:val="es-ES"/>
         </w:rPr>
@@ -1118,92 +758,71 @@
     <w:p>
       <w:pPr>
         <w:rPr>
-          <w:rFonts w:ascii="Garamond" w:hAnsi="Garamond"/>
+          <w:rFonts w:ascii="Brill" w:hAnsi="Brill"/>
           <w:lang w:val="es-ES"/>
         </w:rPr>
       </w:pPr>
       <w:r>
         <w:rPr>
-          <w:rFonts w:ascii="Garamond" w:hAnsi="Garamond"/>
+          <w:rFonts w:ascii="Brill" w:hAnsi="Brill"/>
           <w:lang w:val="es-ES"/>
         </w:rPr>
         <w:t xml:space="preserve">E: </w:t>
       </w:r>
       <w:r>
         <w:rPr>
-          <w:rFonts w:ascii="Garamond" w:hAnsi="Garamond"/>
+          <w:rFonts w:ascii="Brill" w:hAnsi="Brill"/>
         </w:rPr>
         <w:t>81v</w:t>
       </w:r>
       <w:r>
         <w:rPr>
-          <w:rFonts w:ascii="Garamond" w:hAnsi="Garamond"/>
+          <w:rFonts w:ascii="Brill" w:hAnsi="Brill"/>
           <w:color w:val="FF0000"/>
         </w:rPr>
         <w:t xml:space="preserve"> </w:t>
       </w:r>
       <w:r>
         <w:rPr>
-          <w:rFonts w:ascii="Garamond" w:hAnsi="Garamond"/>
-          <w:color w:val="FF0000"/>
-        </w:rPr>
-        <w:t>Cap</w:t>
-      </w:r>
-      <w:r>
-        <w:rPr>
-          <w:rFonts w:ascii="Garamond" w:hAnsi="Garamond"/>
-          <w:color w:val="FF0000"/>
-        </w:rPr>
-        <w:t>í</w:t>
-      </w:r>
-      <w:r>
-        <w:rPr>
-          <w:rFonts w:ascii="Garamond" w:hAnsi="Garamond"/>
-          <w:color w:val="FF0000"/>
-        </w:rPr>
-        <w:t>tulo</w:t>
-      </w:r>
-      <w:r>
-        <w:rPr>
-          <w:rFonts w:ascii="Garamond" w:hAnsi="Garamond"/>
+          <w:rFonts w:ascii="Brill" w:hAnsi="Brill"/>
+          <w:color w:val="FF0000"/>
+        </w:rPr>
+        <w:t xml:space="preserve">Capítulo </w:t>
+      </w:r>
+      <w:r>
+        <w:rPr>
+          <w:rFonts w:ascii="Brill" w:hAnsi="Brill"/>
+          <w:smallCaps/>
+          <w:color w:val="FF0000"/>
+        </w:rPr>
+        <w:t>xxviii</w:t>
+      </w:r>
+      <w:r>
+        <w:rPr>
+          <w:rFonts w:ascii="Brill" w:hAnsi="Brill"/>
+          <w:color w:val="FF0000"/>
+          <w:vertAlign w:val="superscript"/>
+        </w:rPr>
+        <w:t>o</w:t>
+      </w:r>
+      <w:r>
+        <w:rPr>
+          <w:rFonts w:ascii="Brill" w:hAnsi="Brill"/>
+          <w:color w:val="FF0000"/>
+          <w:lang w:val="es-ES"/>
+        </w:rPr>
+        <w:t>.</w:t>
+      </w:r>
+      <w:r>
+        <w:rPr>
+          <w:rFonts w:ascii="Brill" w:hAnsi="Brill"/>
           <w:color w:val="FF0000"/>
         </w:rPr>
         <w:t xml:space="preserve"> </w:t>
       </w:r>
       <w:r>
         <w:rPr>
-          <w:rFonts w:ascii="Garamond" w:hAnsi="Garamond"/>
-          <w:smallCaps/>
-          <w:color w:val="FF0000"/>
-        </w:rPr>
-        <w:t>xxviii</w:t>
-      </w:r>
-      <w:r>
-        <w:rPr>
-          <w:rFonts w:ascii="Garamond" w:hAnsi="Garamond"/>
-          <w:color w:val="FF0000"/>
-          <w:vertAlign w:val="superscript"/>
-        </w:rPr>
-        <w:t>o</w:t>
-      </w:r>
-      <w:r>
-        <w:rPr>
-          <w:rFonts w:ascii="Garamond" w:hAnsi="Garamond"/>
-          <w:color w:val="FF0000"/>
-          <w:lang w:val="es-ES"/>
-        </w:rPr>
-        <w:t>.</w:t>
-      </w:r>
-      <w:r>
-        <w:rPr>
-          <w:rFonts w:ascii="Garamond" w:hAnsi="Garamond"/>
-          <w:color w:val="FF0000"/>
-        </w:rPr>
-        <w:t xml:space="preserve"> </w:t>
-      </w:r>
-      <w:r>
-        <w:rPr>
-          <w:rFonts w:ascii="Garamond" w:hAnsi="Garamond"/>
+          <w:rFonts w:ascii="Brill" w:hAnsi="Brill"/>
           <w:color w:val="FF0000"/>
           <w:lang w:val="es-ES"/>
         </w:rPr>
@@ -1211,14 +830,14 @@
       </w:r>
       <w:r>
         <w:rPr>
-          <w:rFonts w:ascii="Garamond" w:hAnsi="Garamond"/>
+          <w:rFonts w:ascii="Brill" w:hAnsi="Brill"/>
           <w:color w:val="FF0000"/>
         </w:rPr>
         <w:t xml:space="preserve">emanda </w:t>
       </w:r>
       <w:r>
         <w:rPr>
-          <w:rFonts w:ascii="Garamond" w:hAnsi="Garamond"/>
+          <w:rFonts w:ascii="Brill" w:hAnsi="Brill"/>
           <w:color w:val="FF0000"/>
           <w:lang w:val="es-ES"/>
         </w:rPr>
@@ -1226,69 +845,37 @@
       </w:r>
       <w:r>
         <w:rPr>
-          <w:rFonts w:ascii="Garamond" w:hAnsi="Garamond"/>
+          <w:rFonts w:ascii="Brill" w:hAnsi="Brill"/>
           <w:color w:val="FF0000"/>
         </w:rPr>
         <w:t xml:space="preserve">uando andudo en el vientre </w:t>
       </w:r>
       <w:r>
         <w:rPr>
-          <w:rFonts w:ascii="Garamond" w:hAnsi="Garamond"/>
-          <w:color w:val="FF0000"/>
-          <w:lang w:val="es-ES"/>
-        </w:rPr>
-        <w:t>N</w:t>
-      </w:r>
-      <w:r>
-        <w:rPr>
-          <w:rFonts w:ascii="Garamond" w:hAnsi="Garamond"/>
-          <w:color w:val="FF0000"/>
-          <w:lang w:val="es-ES"/>
-        </w:rPr>
-        <w:t xml:space="preserve">uestro </w:t>
-      </w:r>
-      <w:r>
-        <w:rPr>
-          <w:rFonts w:ascii="Garamond" w:hAnsi="Garamond"/>
-          <w:color w:val="FF0000"/>
-          <w:lang w:val="es-ES"/>
-        </w:rPr>
-        <w:t>S</w:t>
-      </w:r>
-      <w:r>
-        <w:rPr>
-          <w:rFonts w:ascii="Garamond" w:hAnsi="Garamond"/>
-          <w:color w:val="FF0000"/>
-          <w:lang w:val="es-ES"/>
-        </w:rPr>
-        <w:t xml:space="preserve">eñor </w:t>
-      </w:r>
-      <w:r>
-        <w:rPr>
-          <w:rFonts w:ascii="Garamond" w:hAnsi="Garamond"/>
+          <w:rFonts w:ascii="Brill" w:hAnsi="Brill"/>
+          <w:color w:val="FF0000"/>
+          <w:lang w:val="es-ES"/>
+        </w:rPr>
+        <w:t xml:space="preserve">Nuestro Señor </w:t>
+      </w:r>
+      <w:r>
+        <w:rPr>
+          <w:rFonts w:ascii="Brill" w:hAnsi="Brill"/>
           <w:color w:val="FF0000"/>
         </w:rPr>
         <w:t xml:space="preserve">Jesucristo de santa </w:t>
       </w:r>
       <w:r>
         <w:rPr>
-          <w:rFonts w:ascii="Garamond" w:hAnsi="Garamond"/>
-          <w:color w:val="FF0000"/>
-          <w:lang w:val="es-ES"/>
-        </w:rPr>
-        <w:t>Mar</w:t>
-      </w:r>
-      <w:r>
-        <w:rPr>
-          <w:rFonts w:ascii="Garamond" w:hAnsi="Garamond"/>
-          <w:color w:val="FF0000"/>
-          <w:lang w:val="es-ES"/>
-        </w:rPr>
-        <w:t>í</w:t>
-      </w:r>
-      <w:r>
-        <w:rPr>
-          <w:rFonts w:ascii="Garamond" w:hAnsi="Garamond"/>
+          <w:rFonts w:ascii="Brill" w:hAnsi="Brill"/>
+          <w:color w:val="FF0000"/>
+          <w:lang w:val="es-ES"/>
+        </w:rPr>
+        <w:t>Marí</w:t>
+      </w:r>
+      <w:r>
+        <w:rPr>
+          <w:rFonts w:ascii="Brill" w:hAnsi="Brill"/>
           <w:color w:val="FF0000"/>
           <w:lang w:val="es-ES"/>
         </w:rPr>
@@ -1296,49 +883,21 @@
       </w:r>
       <w:r>
         <w:rPr>
-          <w:rFonts w:ascii="Garamond" w:hAnsi="Garamond"/>
-          <w:color w:val="FF0000"/>
-        </w:rPr>
-        <w:t>c</w:t>
-      </w:r>
-      <w:r>
-        <w:rPr>
-          <w:rFonts w:ascii="Garamond" w:hAnsi="Garamond"/>
-          <w:color w:val="FF0000"/>
-        </w:rPr>
-        <w:t>ó</w:t>
-      </w:r>
-      <w:r>
-        <w:rPr>
-          <w:rFonts w:ascii="Garamond" w:hAnsi="Garamond"/>
-          <w:color w:val="FF0000"/>
-        </w:rPr>
-        <w:t>mo finc</w:t>
-      </w:r>
-      <w:r>
-        <w:rPr>
-          <w:rFonts w:ascii="Garamond" w:hAnsi="Garamond"/>
-          <w:color w:val="FF0000"/>
-        </w:rPr>
-        <w:t>ó</w:t>
-      </w:r>
-      <w:r>
-        <w:rPr>
-          <w:rFonts w:ascii="Garamond" w:hAnsi="Garamond"/>
-          <w:color w:val="FF0000"/>
-        </w:rPr>
-        <w:t xml:space="preserve"> </w:t>
-      </w:r>
-      <w:r>
-        <w:rPr>
-          <w:rFonts w:ascii="Garamond" w:hAnsi="Garamond"/>
+          <w:rFonts w:ascii="Brill" w:hAnsi="Brill"/>
+          <w:color w:val="FF0000"/>
+        </w:rPr>
+        <w:t xml:space="preserve">cómo fincó </w:t>
+      </w:r>
+      <w:r>
+        <w:rPr>
+          <w:rFonts w:ascii="Brill" w:hAnsi="Brill"/>
           <w:color w:val="FF0000"/>
         </w:rPr>
         <w:t>el cielo y la tierra</w:t>
       </w:r>
       <w:r>
         <w:rPr>
-          <w:rFonts w:ascii="Garamond" w:hAnsi="Garamond"/>
+          <w:rFonts w:ascii="Brill" w:hAnsi="Brill"/>
           <w:color w:val="FF0000"/>
           <w:lang w:val="es-ES"/>
         </w:rPr>
@@ -1348,13 +907,13 @@
     <w:p>
       <w:pPr>
         <w:rPr>
-          <w:rFonts w:ascii="Garamond" w:hAnsi="Garamond"/>
+          <w:rFonts w:ascii="Brill" w:hAnsi="Brill"/>
           <w:lang w:val="es-ES"/>
         </w:rPr>
       </w:pPr>
       <w:r>
         <w:rPr>
-          <w:rFonts w:ascii="Garamond" w:eastAsia="Aptos" w:hAnsi="Garamond" w:cs="Times New Roman (Corps CS)"/>
+          <w:rFonts w:ascii="Brill" w:eastAsia="Aptos" w:hAnsi="Brill" w:cs="Times New Roman (Corps CS)"/>
           <w:kern w:val="2"/>
           <w:lang w:val="fr-FR"/>
           <w14:ligatures w14:val="standardContextual"/>
@@ -1363,7 +922,7 @@
       </w:r>
       <w:r>
         <w:rPr>
-          <w:rFonts w:ascii="Garamond" w:eastAsia="Aptos" w:hAnsi="Garamond" w:cs="Times New Roman (Corps CS)"/>
+          <w:rFonts w:ascii="Brill" w:eastAsia="Aptos" w:hAnsi="Brill" w:cs="Times New Roman (Corps CS)"/>
           <w:color w:val="FF0000"/>
           <w:kern w:val="2"/>
           <w:lang w:val="fr-FR"/>
@@ -1373,7 +932,7 @@
       </w:r>
       <w:r>
         <w:rPr>
-          <w:rFonts w:ascii="Garamond" w:eastAsia="Aptos" w:hAnsi="Garamond" w:cs="Times New Roman (Corps CS)"/>
+          <w:rFonts w:ascii="Brill" w:eastAsia="Aptos" w:hAnsi="Brill" w:cs="Times New Roman (Corps CS)"/>
           <w:smallCaps/>
           <w:color w:val="FF0000"/>
           <w:kern w:val="2"/>
@@ -1384,7 +943,7 @@
       </w:r>
       <w:r>
         <w:rPr>
-          <w:rFonts w:ascii="Garamond" w:eastAsia="Aptos" w:hAnsi="Garamond" w:cs="Times New Roman (Corps CS)"/>
+          <w:rFonts w:ascii="Brill" w:eastAsia="Aptos" w:hAnsi="Brill" w:cs="Times New Roman (Corps CS)"/>
           <w:color w:val="FF0000"/>
           <w:kern w:val="2"/>
           <w:lang w:val="fr-FR"/>
@@ -1394,7 +953,7 @@
       </w:r>
       <w:r>
         <w:rPr>
-          <w:rFonts w:ascii="Garamond" w:eastAsia="Aptos" w:hAnsi="Garamond" w:cs="Times New Roman (Corps CS)"/>
+          <w:rFonts w:ascii="Brill" w:eastAsia="Aptos" w:hAnsi="Brill" w:cs="Times New Roman (Corps CS)"/>
           <w:strike/>
           <w:color w:val="FF0000"/>
           <w:kern w:val="2"/>
@@ -1405,7 +964,7 @@
       </w:r>
       <w:r>
         <w:rPr>
-          <w:rFonts w:ascii="Garamond" w:eastAsia="Aptos" w:hAnsi="Garamond" w:cs="Times New Roman (Corps CS)"/>
+          <w:rFonts w:ascii="Brill" w:eastAsia="Aptos" w:hAnsi="Brill" w:cs="Times New Roman (Corps CS)"/>
           <w:color w:val="FF0000"/>
           <w:kern w:val="2"/>
           <w:lang w:val="fr-FR"/>
@@ -1417,27 +976,27 @@
     <w:p>
       <w:pPr>
         <w:rPr>
-          <w:rFonts w:ascii="Garamond" w:hAnsi="Garamond"/>
+          <w:rFonts w:ascii="Brill" w:hAnsi="Brill"/>
           <w:color w:val="FF0000"/>
           <w:lang w:val="es-ES"/>
         </w:rPr>
       </w:pPr>
       <w:r>
         <w:rPr>
-          <w:rFonts w:ascii="Garamond" w:hAnsi="Garamond"/>
+          <w:rFonts w:ascii="Brill" w:hAnsi="Brill"/>
           <w:lang w:val="es-ES"/>
         </w:rPr>
         <w:t xml:space="preserve">G: </w:t>
       </w:r>
       <w:r>
         <w:rPr>
-          <w:rFonts w:ascii="Garamond" w:hAnsi="Garamond"/>
+          <w:rFonts w:ascii="Brill" w:hAnsi="Brill"/>
         </w:rPr>
         <w:t>70r</w:t>
       </w:r>
       <w:r>
         <w:rPr>
-          <w:rFonts w:ascii="Garamond" w:hAnsi="Garamond"/>
+          <w:rFonts w:ascii="Brill" w:hAnsi="Brill"/>
           <w:color w:val="FF0000"/>
           <w:lang w:val="es-ES"/>
         </w:rPr>
@@ -1445,38 +1004,22 @@
       </w:r>
       <w:r>
         <w:rPr>
-          <w:rFonts w:ascii="Garamond" w:hAnsi="Garamond"/>
+          <w:rFonts w:ascii="Brill" w:hAnsi="Brill"/>
           <w:color w:val="FF0000"/>
         </w:rPr>
         <w:t xml:space="preserve">Pregunta del diciplo al maestro que mientra estuvo en el vientre de santa </w:t>
       </w:r>
       <w:r>
         <w:rPr>
-          <w:rFonts w:ascii="Garamond" w:hAnsi="Garamond"/>
-          <w:color w:val="FF0000"/>
-          <w:lang w:val="es-ES"/>
-        </w:rPr>
-        <w:t>Mar</w:t>
-      </w:r>
-      <w:r>
-        <w:rPr>
-          <w:rFonts w:ascii="Garamond" w:hAnsi="Garamond"/>
-          <w:color w:val="FF0000"/>
-          <w:lang w:val="es-ES"/>
-        </w:rPr>
-        <w:t>í</w:t>
-      </w:r>
-      <w:r>
-        <w:rPr>
-          <w:rFonts w:ascii="Garamond" w:hAnsi="Garamond"/>
-          <w:color w:val="FF0000"/>
-          <w:lang w:val="es-ES"/>
-        </w:rPr>
-        <w:t>a</w:t>
-      </w:r>
-      <w:r>
-        <w:rPr>
-          <w:rFonts w:ascii="Garamond" w:hAnsi="Garamond"/>
+          <w:rFonts w:ascii="Brill" w:hAnsi="Brill"/>
+          <w:color w:val="FF0000"/>
+          <w:lang w:val="es-ES"/>
+        </w:rPr>
+        <w:t>María</w:t>
+      </w:r>
+      <w:r>
+        <w:rPr>
+          <w:rFonts w:ascii="Brill" w:hAnsi="Brill"/>
           <w:color w:val="FF0000"/>
           <w:lang w:val="es-ES"/>
         </w:rPr>
@@ -1484,14 +1027,14 @@
       </w:r>
       <w:r>
         <w:rPr>
-          <w:rFonts w:ascii="Garamond" w:hAnsi="Garamond"/>
+          <w:rFonts w:ascii="Brill" w:hAnsi="Brill"/>
           <w:color w:val="FF0000"/>
         </w:rPr>
         <w:t xml:space="preserve"> </w:t>
       </w:r>
       <w:r>
         <w:rPr>
-          <w:rFonts w:ascii="Garamond" w:hAnsi="Garamond"/>
+          <w:rFonts w:ascii="Brill" w:hAnsi="Brill"/>
           <w:color w:val="FF0000"/>
           <w:lang w:val="es-ES"/>
         </w:rPr>
@@ -1499,77 +1042,49 @@
       </w:r>
       <w:r>
         <w:rPr>
-          <w:rFonts w:ascii="Garamond" w:hAnsi="Garamond"/>
-          <w:color w:val="FF0000"/>
-        </w:rPr>
-        <w:t>c</w:t>
-      </w:r>
-      <w:r>
-        <w:rPr>
-          <w:rFonts w:ascii="Garamond" w:hAnsi="Garamond"/>
+          <w:rFonts w:ascii="Brill" w:hAnsi="Brill"/>
+          <w:color w:val="FF0000"/>
+        </w:rPr>
+        <w:t xml:space="preserve">cómo fincó </w:t>
+      </w:r>
+      <w:r>
+        <w:rPr>
+          <w:rFonts w:ascii="Brill" w:hAnsi="Brill"/>
+          <w:color w:val="FF0000"/>
+        </w:rPr>
+        <w:t>el cielo e la tierra o qui</w:t>
+      </w:r>
+      <w:r>
+        <w:rPr>
+          <w:rFonts w:ascii="Brill" w:hAnsi="Brill"/>
+          <w:color w:val="FF0000"/>
+        </w:rPr>
+        <w:t>é</w:t>
+      </w:r>
+      <w:r>
+        <w:rPr>
+          <w:rFonts w:ascii="Brill" w:hAnsi="Brill"/>
+          <w:color w:val="FF0000"/>
+        </w:rPr>
+        <w:t>n finc</w:t>
+      </w:r>
+      <w:r>
+        <w:rPr>
+          <w:rFonts w:ascii="Brill" w:hAnsi="Brill"/>
           <w:color w:val="FF0000"/>
         </w:rPr>
         <w:t>ó</w:t>
       </w:r>
       <w:r>
         <w:rPr>
-          <w:rFonts w:ascii="Garamond" w:hAnsi="Garamond"/>
-          <w:color w:val="FF0000"/>
-        </w:rPr>
-        <w:t>mo finc</w:t>
-      </w:r>
-      <w:r>
-        <w:rPr>
-          <w:rFonts w:ascii="Garamond" w:hAnsi="Garamond"/>
-          <w:color w:val="FF0000"/>
-        </w:rPr>
-        <w:t>ó</w:t>
-      </w:r>
-      <w:r>
-        <w:rPr>
-          <w:rFonts w:ascii="Garamond" w:hAnsi="Garamond"/>
-          <w:color w:val="FF0000"/>
-        </w:rPr>
-        <w:t xml:space="preserve"> </w:t>
-      </w:r>
-      <w:r>
-        <w:rPr>
-          <w:rFonts w:ascii="Garamond" w:hAnsi="Garamond"/>
-          <w:color w:val="FF0000"/>
-        </w:rPr>
-        <w:t>el cielo e la tierra o qui</w:t>
-      </w:r>
-      <w:r>
-        <w:rPr>
-          <w:rFonts w:ascii="Garamond" w:hAnsi="Garamond"/>
-          <w:color w:val="FF0000"/>
-        </w:rPr>
-        <w:t>é</w:t>
-      </w:r>
-      <w:r>
-        <w:rPr>
-          <w:rFonts w:ascii="Garamond" w:hAnsi="Garamond"/>
-          <w:color w:val="FF0000"/>
-        </w:rPr>
-        <w:t>n finc</w:t>
-      </w:r>
-      <w:r>
-        <w:rPr>
-          <w:rFonts w:ascii="Garamond" w:hAnsi="Garamond"/>
-          <w:color w:val="FF0000"/>
-        </w:rPr>
-        <w:t>ó</w:t>
-      </w:r>
-      <w:r>
-        <w:rPr>
-          <w:rFonts w:ascii="Garamond" w:hAnsi="Garamond"/>
+          <w:rFonts w:ascii="Brill" w:hAnsi="Brill"/>
           <w:color w:val="FF0000"/>
         </w:rPr>
         <w:t xml:space="preserve"> en su logar</w:t>
       </w:r>
       <w:r>
         <w:rPr>
-          <w:rFonts w:ascii="Garamond" w:hAnsi="Garamond"/>
+          <w:rFonts w:ascii="Brill" w:hAnsi="Brill"/>
           <w:color w:val="FF0000"/>
           <w:lang w:val="es-ES"/>
         </w:rPr>
@@ -1579,27 +1094,27 @@
     <w:p>
       <w:pPr>
         <w:rPr>
-          <w:rFonts w:ascii="Garamond" w:hAnsi="Garamond"/>
+          <w:rFonts w:ascii="Brill" w:hAnsi="Brill"/>
           <w:lang w:val="es-ES"/>
         </w:rPr>
       </w:pPr>
       <w:r>
         <w:rPr>
-          <w:rFonts w:ascii="Garamond" w:hAnsi="Garamond"/>
+          <w:rFonts w:ascii="Brill" w:hAnsi="Brill"/>
           <w:lang w:val="es-ES"/>
         </w:rPr>
         <w:t xml:space="preserve">G: </w:t>
       </w:r>
       <w:r>
         <w:rPr>
-          <w:rFonts w:ascii="Garamond" w:hAnsi="Garamond"/>
+          <w:rFonts w:ascii="Brill" w:hAnsi="Brill"/>
           <w:lang w:val="es-ES"/>
         </w:rPr>
         <w:t>70v</w:t>
       </w:r>
       <w:r>
         <w:rPr>
-          <w:rFonts w:ascii="Garamond" w:hAnsi="Garamond"/>
+          <w:rFonts w:ascii="Brill" w:hAnsi="Brill"/>
           <w:color w:val="FF0000"/>
           <w:lang w:val="es-ES"/>
         </w:rPr>
@@ -1607,14 +1122,14 @@
       </w:r>
       <w:r>
         <w:rPr>
-          <w:rFonts w:ascii="Garamond" w:hAnsi="Garamond"/>
+          <w:rFonts w:ascii="Brill" w:hAnsi="Brill"/>
           <w:color w:val="FF0000"/>
         </w:rPr>
         <w:t>Respuesta que dio el maestro al diciplo sobre esta pregunta</w:t>
       </w:r>
       <w:r>
         <w:rPr>
-          <w:rFonts w:ascii="Garamond" w:hAnsi="Garamond"/>
+          <w:rFonts w:ascii="Brill" w:hAnsi="Brill"/>
           <w:color w:val="FF0000"/>
           <w:lang w:val="es-ES"/>
         </w:rPr>
@@ -1622,7 +1137,7 @@
       </w:r>
       <w:r>
         <w:rPr>
-          <w:rFonts w:ascii="Garamond" w:hAnsi="Garamond"/>
+          <w:rFonts w:ascii="Brill" w:hAnsi="Brill"/>
           <w:lang w:val="es-ES"/>
         </w:rPr>
         <w:t>(después del fin de la pregunta)</w:t>
@@ -1631,186 +1146,101 @@
     <w:p>
       <w:pPr>
         <w:rPr>
-          <w:rFonts w:ascii="Garamond" w:hAnsi="Garamond"/>
+          <w:rFonts w:ascii="Brill" w:hAnsi="Brill"/>
           <w:color w:val="FF0000"/>
         </w:rPr>
       </w:pPr>
       <w:r>
         <w:rPr>
-          <w:rFonts w:ascii="Garamond" w:hAnsi="Garamond"/>
+          <w:rFonts w:ascii="Brill" w:hAnsi="Brill"/>
           <w:lang w:val="es-ES"/>
         </w:rPr>
         <w:t xml:space="preserve">H: </w:t>
       </w:r>
       <w:r>
         <w:rPr>
-          <w:rFonts w:ascii="Garamond" w:hAnsi="Garamond"/>
+          <w:rFonts w:ascii="Brill" w:hAnsi="Brill"/>
         </w:rPr>
         <w:t>19v</w:t>
       </w:r>
       <w:r>
         <w:rPr>
-          <w:rFonts w:ascii="Garamond" w:hAnsi="Garamond"/>
+          <w:rFonts w:ascii="Brill" w:hAnsi="Brill"/>
           <w:color w:val="FF0000"/>
         </w:rPr>
         <w:t xml:space="preserve"> </w:t>
       </w:r>
       <w:r>
         <w:rPr>
-          <w:rFonts w:ascii="Garamond" w:hAnsi="Garamond"/>
-          <w:color w:val="FF0000"/>
-        </w:rPr>
-        <w:t>Cap</w:t>
-      </w:r>
-      <w:r>
-        <w:rPr>
-          <w:rFonts w:ascii="Garamond" w:hAnsi="Garamond"/>
-          <w:color w:val="FF0000"/>
-        </w:rPr>
-        <w:t>í</w:t>
-      </w:r>
-      <w:r>
-        <w:rPr>
-          <w:rFonts w:ascii="Garamond" w:hAnsi="Garamond"/>
-          <w:color w:val="FF0000"/>
-        </w:rPr>
-        <w:t>tulo</w:t>
-      </w:r>
-      <w:r>
-        <w:rPr>
-          <w:rFonts w:ascii="Garamond" w:hAnsi="Garamond"/>
+          <w:rFonts w:ascii="Brill" w:hAnsi="Brill"/>
+          <w:color w:val="FF0000"/>
+        </w:rPr>
+        <w:t xml:space="preserve">Capítulo </w:t>
+      </w:r>
+      <w:r>
+        <w:rPr>
+          <w:rFonts w:ascii="Brill" w:hAnsi="Brill"/>
+          <w:smallCaps/>
+          <w:color w:val="FF0000"/>
+        </w:rPr>
+        <w:t>x</w:t>
+      </w:r>
+      <w:r>
+        <w:rPr>
+          <w:rFonts w:ascii="Brill" w:hAnsi="Brill"/>
+          <w:color w:val="FF0000"/>
+          <w:lang w:val="es-ES"/>
+        </w:rPr>
+        <w:t>.</w:t>
+      </w:r>
+      <w:r>
+        <w:rPr>
+          <w:rFonts w:ascii="Brill" w:hAnsi="Brill"/>
           <w:color w:val="FF0000"/>
         </w:rPr>
         <w:t xml:space="preserve"> </w:t>
       </w:r>
       <w:r>
         <w:rPr>
-          <w:rFonts w:ascii="Garamond" w:hAnsi="Garamond"/>
-          <w:smallCaps/>
-          <w:color w:val="FF0000"/>
-        </w:rPr>
-        <w:t>x</w:t>
-      </w:r>
-      <w:r>
-        <w:rPr>
-          <w:rFonts w:ascii="Garamond" w:hAnsi="Garamond"/>
-          <w:color w:val="FF0000"/>
-          <w:lang w:val="es-ES"/>
-        </w:rPr>
-        <w:t>.</w:t>
-      </w:r>
-      <w:r>
-        <w:rPr>
-          <w:rFonts w:ascii="Garamond" w:hAnsi="Garamond"/>
-          <w:color w:val="FF0000"/>
-        </w:rPr>
-        <w:t xml:space="preserve"> </w:t>
-      </w:r>
-      <w:r>
-        <w:rPr>
-          <w:rFonts w:ascii="Garamond" w:hAnsi="Garamond"/>
-          <w:color w:val="FF0000"/>
-          <w:lang w:val="es-ES"/>
-        </w:rPr>
-        <w:t>Có</w:t>
-      </w:r>
-      <w:r>
-        <w:rPr>
-          <w:rFonts w:ascii="Garamond" w:hAnsi="Garamond"/>
-          <w:color w:val="FF0000"/>
-          <w:lang w:val="es-ES"/>
-        </w:rPr>
-        <w:t>mo finc</w:t>
-      </w:r>
-      <w:r>
-        <w:rPr>
-          <w:rFonts w:ascii="Garamond" w:hAnsi="Garamond"/>
-          <w:color w:val="FF0000"/>
-          <w:lang w:val="es-ES"/>
-        </w:rPr>
-        <w:t>ó</w:t>
-      </w:r>
-      <w:r>
-        <w:rPr>
-          <w:rFonts w:ascii="Garamond" w:hAnsi="Garamond"/>
-          <w:color w:val="FF0000"/>
-          <w:lang w:val="es-ES"/>
-        </w:rPr>
-        <w:t xml:space="preserve"> el cielo e la tierra mientra </w:t>
-      </w:r>
-      <w:r>
-        <w:rPr>
-          <w:rFonts w:ascii="Garamond" w:hAnsi="Garamond"/>
+          <w:rFonts w:ascii="Brill" w:hAnsi="Brill"/>
+          <w:color w:val="FF0000"/>
+          <w:lang w:val="es-ES"/>
+        </w:rPr>
+        <w:t xml:space="preserve">Cómo fincó el cielo e la tierra mientra </w:t>
+      </w:r>
+      <w:r>
+        <w:rPr>
+          <w:rFonts w:ascii="Brill" w:hAnsi="Brill"/>
           <w:color w:val="FF0000"/>
         </w:rPr>
         <w:t xml:space="preserve">que </w:t>
       </w:r>
       <w:r>
         <w:rPr>
-          <w:rFonts w:ascii="Garamond" w:hAnsi="Garamond"/>
-          <w:color w:val="FF0000"/>
-          <w:lang w:val="es-ES"/>
-        </w:rPr>
-        <w:t>N</w:t>
-      </w:r>
-      <w:r>
-        <w:rPr>
-          <w:rFonts w:ascii="Garamond" w:hAnsi="Garamond"/>
-          <w:color w:val="FF0000"/>
-          <w:lang w:val="es-ES"/>
-        </w:rPr>
-        <w:t xml:space="preserve">uestro </w:t>
-      </w:r>
-      <w:r>
-        <w:rPr>
-          <w:rFonts w:ascii="Garamond" w:hAnsi="Garamond"/>
-          <w:color w:val="FF0000"/>
-          <w:lang w:val="es-ES"/>
-        </w:rPr>
-        <w:t>S</w:t>
-      </w:r>
-      <w:r>
-        <w:rPr>
-          <w:rFonts w:ascii="Garamond" w:hAnsi="Garamond"/>
-          <w:color w:val="FF0000"/>
-          <w:lang w:val="es-ES"/>
-        </w:rPr>
-        <w:t xml:space="preserve">eñor </w:t>
-      </w:r>
-      <w:r>
-        <w:rPr>
-          <w:rFonts w:ascii="Garamond" w:hAnsi="Garamond"/>
+          <w:rFonts w:ascii="Brill" w:hAnsi="Brill"/>
+          <w:color w:val="FF0000"/>
+          <w:lang w:val="es-ES"/>
+        </w:rPr>
+        <w:t xml:space="preserve">Nuestro Señor </w:t>
+      </w:r>
+      <w:r>
+        <w:rPr>
+          <w:rFonts w:ascii="Brill" w:hAnsi="Brill"/>
           <w:color w:val="FF0000"/>
         </w:rPr>
         <w:t xml:space="preserve">estuvo encerrado en el vientre de santa </w:t>
       </w:r>
       <w:r>
         <w:rPr>
-          <w:rFonts w:ascii="Garamond" w:hAnsi="Garamond"/>
-          <w:color w:val="FF0000"/>
-          <w:lang w:val="es-ES"/>
-        </w:rPr>
-        <w:t>Mar</w:t>
-      </w:r>
-      <w:r>
-        <w:rPr>
-          <w:rFonts w:ascii="Garamond" w:hAnsi="Garamond"/>
-          <w:color w:val="FF0000"/>
-          <w:lang w:val="es-ES"/>
-        </w:rPr>
-        <w:t>í</w:t>
-      </w:r>
-      <w:r>
-        <w:rPr>
-          <w:rFonts w:ascii="Garamond" w:hAnsi="Garamond"/>
-          <w:color w:val="FF0000"/>
-          <w:lang w:val="es-ES"/>
-        </w:rPr>
-        <w:t>a</w:t>
-      </w:r>
-      <w:r>
-        <w:rPr>
-          <w:rFonts w:ascii="Garamond" w:hAnsi="Garamond"/>
+          <w:rFonts w:ascii="Brill" w:hAnsi="Brill"/>
+          <w:color w:val="FF0000"/>
+          <w:lang w:val="es-ES"/>
+        </w:rPr>
+        <w:t>María</w:t>
+      </w:r>
+      <w:r>
+        <w:rPr>
+          <w:rFonts w:ascii="Brill" w:hAnsi="Brill"/>
           <w:color w:val="FF0000"/>
           <w:lang w:val="es-ES"/>
         </w:rPr>
@@ -1818,14 +1248,14 @@
       </w:r>
       <w:r>
         <w:rPr>
-          <w:rFonts w:ascii="Garamond" w:hAnsi="Garamond"/>
+          <w:rFonts w:ascii="Brill" w:hAnsi="Brill"/>
           <w:color w:val="FF0000"/>
         </w:rPr>
         <w:t>su madre</w:t>
       </w:r>
       <w:r>
         <w:rPr>
-          <w:rFonts w:ascii="Garamond" w:hAnsi="Garamond"/>
+          <w:rFonts w:ascii="Brill" w:hAnsi="Brill"/>
           <w:color w:val="FF0000"/>
           <w:lang w:val="es-ES"/>
         </w:rPr>
@@ -1833,7 +1263,7 @@
       </w:r>
       <w:r>
         <w:rPr>
-          <w:rFonts w:ascii="Garamond" w:hAnsi="Garamond"/>
+          <w:rFonts w:ascii="Brill" w:hAnsi="Brill"/>
           <w:color w:val="FF0000"/>
         </w:rPr>
         <w:t>nuestra señora</w:t>
@@ -1842,7 +1272,7 @@
     <w:p>
       <w:pPr>
         <w:rPr>
-          <w:rFonts w:ascii="Garamond" w:hAnsi="Garamond" w:cs="Times New Roman (Corps CS)"/>
+          <w:rFonts w:ascii="Brill" w:hAnsi="Brill" w:cs="Times New Roman (Corps CS)"/>
           <w:color w:val="FF0000"/>
           <w:kern w:val="2"/>
           <w14:ligatures w14:val="standardContextual"/>
@@ -1850,7 +1280,7 @@
       </w:pPr>
       <w:r>
         <w:rPr>
-          <w:rFonts w:ascii="Garamond" w:hAnsi="Garamond" w:cs="Times New Roman (Corps CS)"/>
+          <w:rFonts w:ascii="Brill" w:hAnsi="Brill" w:cs="Times New Roman (Corps CS)"/>
           <w:kern w:val="2"/>
           <w:lang w:val="es-ES"/>
           <w14:ligatures w14:val="standardContextual"/>
@@ -1859,7 +1289,7 @@
       </w:r>
       <w:r>
         <w:rPr>
-          <w:rFonts w:ascii="Garamond" w:hAnsi="Garamond" w:cs="Times New Roman (Corps CS)"/>
+          <w:rFonts w:ascii="Brill" w:hAnsi="Brill" w:cs="Times New Roman (Corps CS)"/>
           <w:color w:val="FF0000"/>
           <w:kern w:val="2"/>
           <w:lang w:val="es-ES"/>
@@ -1869,7 +1299,7 @@
       </w:r>
       <w:r>
         <w:rPr>
-          <w:rFonts w:ascii="Garamond" w:hAnsi="Garamond" w:cs="Times New Roman (Corps CS)"/>
+          <w:rFonts w:ascii="Brill" w:hAnsi="Brill" w:cs="Times New Roman (Corps CS)"/>
           <w:color w:val="FF0000"/>
           <w:kern w:val="2"/>
           <w14:ligatures w14:val="standardContextual"/>
@@ -1878,7 +1308,7 @@
       </w:r>
       <w:r>
         <w:rPr>
-          <w:rFonts w:ascii="Garamond" w:hAnsi="Garamond" w:cs="Times New Roman (Corps CS)"/>
+          <w:rFonts w:ascii="Brill" w:hAnsi="Brill" w:cs="Times New Roman (Corps CS)"/>
           <w:color w:val="FF0000"/>
           <w:kern w:val="2"/>
           <w:lang w:val="es-ES"/>
@@ -1888,7 +1318,7 @@
       </w:r>
       <w:r>
         <w:rPr>
-          <w:rFonts w:ascii="Garamond" w:hAnsi="Garamond" w:cs="Times New Roman (Corps CS)"/>
+          <w:rFonts w:ascii="Brill" w:hAnsi="Brill" w:cs="Times New Roman (Corps CS)"/>
           <w:color w:val="FF0000"/>
           <w:kern w:val="2"/>
           <w14:ligatures w14:val="standardContextual"/>
@@ -1897,7 +1327,7 @@
       </w:r>
       <w:r>
         <w:rPr>
-          <w:rFonts w:ascii="Garamond" w:hAnsi="Garamond" w:cs="Times New Roman (Corps CS)"/>
+          <w:rFonts w:ascii="Brill" w:hAnsi="Brill" w:cs="Times New Roman (Corps CS)"/>
           <w:color w:val="FF0000"/>
           <w:kern w:val="2"/>
           <w:lang w:val="es-ES"/>
@@ -1907,7 +1337,7 @@
       </w:r>
       <w:r>
         <w:rPr>
-          <w:rFonts w:ascii="Garamond" w:hAnsi="Garamond" w:cs="Times New Roman (Corps CS)"/>
+          <w:rFonts w:ascii="Brill" w:hAnsi="Brill" w:cs="Times New Roman (Corps CS)"/>
           <w:color w:val="FF0000"/>
           <w:kern w:val="2"/>
           <w14:ligatures w14:val="standardContextual"/>
@@ -1916,7 +1346,7 @@
       </w:r>
       <w:r>
         <w:rPr>
-          <w:rFonts w:ascii="Garamond" w:hAnsi="Garamond" w:cs="Times New Roman (Corps CS)"/>
+          <w:rFonts w:ascii="Brill" w:hAnsi="Brill" w:cs="Times New Roman (Corps CS)"/>
           <w:color w:val="FF0000"/>
           <w:kern w:val="2"/>
           <w:lang w:val="es-ES"/>
@@ -1926,7 +1356,7 @@
       </w:r>
       <w:r>
         <w:rPr>
-          <w:rFonts w:ascii="Garamond" w:hAnsi="Garamond" w:cs="Times New Roman (Corps CS)"/>
+          <w:rFonts w:ascii="Brill" w:hAnsi="Brill" w:cs="Times New Roman (Corps CS)"/>
           <w:color w:val="FF0000"/>
           <w:kern w:val="2"/>
           <w14:ligatures w14:val="standardContextual"/>
@@ -1935,7 +1365,7 @@
       </w:r>
       <w:r>
         <w:rPr>
-          <w:rFonts w:ascii="Garamond" w:hAnsi="Garamond" w:cs="Times New Roman (Corps CS)"/>
+          <w:rFonts w:ascii="Brill" w:hAnsi="Brill" w:cs="Times New Roman (Corps CS)"/>
           <w:color w:val="FF0000"/>
           <w:kern w:val="2"/>
           <w:lang w:val="es-ES"/>
@@ -1945,7 +1375,7 @@
       </w:r>
       <w:r>
         <w:rPr>
-          <w:rFonts w:ascii="Garamond" w:hAnsi="Garamond" w:cs="Times New Roman (Corps CS)"/>
+          <w:rFonts w:ascii="Brill" w:hAnsi="Brill" w:cs="Times New Roman (Corps CS)"/>
           <w:color w:val="FF0000"/>
           <w:kern w:val="2"/>
           <w14:ligatures w14:val="standardContextual"/>
@@ -1954,7 +1384,7 @@
       </w:r>
       <w:r>
         <w:rPr>
-          <w:rFonts w:ascii="Garamond" w:hAnsi="Garamond" w:cs="Times New Roman (Corps CS)"/>
+          <w:rFonts w:ascii="Brill" w:hAnsi="Brill" w:cs="Times New Roman (Corps CS)"/>
           <w:color w:val="FF0000"/>
           <w:kern w:val="2"/>
           <w:lang w:val="es-ES"/>
@@ -1964,7 +1394,7 @@
       </w:r>
       <w:r>
         <w:rPr>
-          <w:rFonts w:ascii="Garamond" w:hAnsi="Garamond" w:cs="Times New Roman (Corps CS)"/>
+          <w:rFonts w:ascii="Brill" w:hAnsi="Brill" w:cs="Times New Roman (Corps CS)"/>
           <w:color w:val="FF0000"/>
           <w:kern w:val="2"/>
           <w14:ligatures w14:val="standardContextual"/>
@@ -1975,7 +1405,7 @@
     <w:p>
       <w:pPr>
         <w:rPr>
-          <w:rFonts w:ascii="Garamond" w:hAnsi="Garamond" w:cs="Times New Roman (Corps CS)"/>
+          <w:rFonts w:ascii="Brill" w:hAnsi="Brill" w:cs="Times New Roman (Corps CS)"/>
           <w:color w:val="FF0000"/>
           <w:kern w:val="2"/>
           <w:lang w:val="es-ES"/>
@@ -1984,7 +1414,7 @@
       </w:pPr>
       <w:r>
         <w:rPr>
-          <w:rFonts w:ascii="Garamond" w:hAnsi="Garamond" w:cs="Times New Roman (Corps CS)"/>
+          <w:rFonts w:ascii="Brill" w:hAnsi="Brill" w:cs="Times New Roman (Corps CS)"/>
           <w:kern w:val="2"/>
           <w:lang w:val="es-ES"/>
           <w14:ligatures w14:val="standardContextual"/>
@@ -1993,7 +1423,7 @@
       </w:r>
       <w:r>
         <w:rPr>
-          <w:rFonts w:ascii="Garamond" w:hAnsi="Garamond" w:cs="Times New Roman (Corps CS)"/>
+          <w:rFonts w:ascii="Brill" w:hAnsi="Brill" w:cs="Times New Roman (Corps CS)"/>
           <w:kern w:val="2"/>
           <w14:ligatures w14:val="standardContextual"/>
         </w:rPr>
@@ -2001,7 +1431,7 @@
       </w:r>
       <w:r>
         <w:rPr>
-          <w:rFonts w:ascii="Garamond" w:hAnsi="Garamond" w:cs="Times New Roman (Corps CS)"/>
+          <w:rFonts w:ascii="Brill" w:hAnsi="Brill" w:cs="Times New Roman (Corps CS)"/>
           <w:color w:val="FF0000"/>
           <w:kern w:val="2"/>
           <w14:ligatures w14:val="standardContextual"/>
@@ -2010,7 +1440,7 @@
       </w:r>
       <w:r>
         <w:rPr>
-          <w:rFonts w:ascii="Garamond" w:hAnsi="Garamond" w:cs="Times New Roman (Corps CS)"/>
+          <w:rFonts w:ascii="Brill" w:hAnsi="Brill" w:cs="Times New Roman (Corps CS)"/>
           <w:smallCaps/>
           <w:color w:val="FF0000"/>
           <w:kern w:val="2"/>
@@ -2020,7 +1450,7 @@
       </w:r>
       <w:r>
         <w:rPr>
-          <w:rFonts w:ascii="Garamond" w:hAnsi="Garamond" w:cs="Times New Roman (Corps CS)"/>
+          <w:rFonts w:ascii="Brill" w:hAnsi="Brill" w:cs="Times New Roman (Corps CS)"/>
           <w:smallCaps/>
           <w:color w:val="FF0000"/>
           <w:kern w:val="2"/>
@@ -2031,7 +1461,7 @@
       </w:r>
       <w:r>
         <w:rPr>
-          <w:rFonts w:ascii="Garamond" w:hAnsi="Garamond" w:cs="Times New Roman (Corps CS)"/>
+          <w:rFonts w:ascii="Brill" w:hAnsi="Brill" w:cs="Times New Roman (Corps CS)"/>
           <w:color w:val="FF0000"/>
           <w:kern w:val="2"/>
           <w14:ligatures w14:val="standardContextual"/>
@@ -2040,7 +1470,7 @@
       </w:r>
       <w:r>
         <w:rPr>
-          <w:rFonts w:ascii="Garamond" w:hAnsi="Garamond" w:cs="Times New Roman (Corps CS)"/>
+          <w:rFonts w:ascii="Brill" w:hAnsi="Brill" w:cs="Times New Roman (Corps CS)"/>
           <w:color w:val="FF0000"/>
           <w:kern w:val="2"/>
           <w:lang w:val="es-ES"/>
@@ -2050,7 +1480,7 @@
       </w:r>
       <w:r>
         <w:rPr>
-          <w:rFonts w:ascii="Garamond" w:hAnsi="Garamond" w:cs="Times New Roman (Corps CS)"/>
+          <w:rFonts w:ascii="Brill" w:hAnsi="Brill" w:cs="Times New Roman (Corps CS)"/>
           <w:color w:val="FF0000"/>
           <w:kern w:val="2"/>
           <w14:ligatures w14:val="standardContextual"/>
@@ -2059,7 +1489,7 @@
       </w:r>
       <w:r>
         <w:rPr>
-          <w:rFonts w:ascii="Garamond" w:hAnsi="Garamond" w:cs="Times New Roman (Corps CS)"/>
+          <w:rFonts w:ascii="Brill" w:hAnsi="Brill" w:cs="Times New Roman (Corps CS)"/>
           <w:color w:val="FF0000"/>
           <w:kern w:val="2"/>
           <w:lang w:val="es-ES"/>
@@ -2069,7 +1499,7 @@
       </w:r>
       <w:r>
         <w:rPr>
-          <w:rFonts w:ascii="Garamond" w:hAnsi="Garamond" w:cs="Times New Roman (Corps CS)"/>
+          <w:rFonts w:ascii="Brill" w:hAnsi="Brill" w:cs="Times New Roman (Corps CS)"/>
           <w:color w:val="FF0000"/>
           <w:kern w:val="2"/>
           <w14:ligatures w14:val="standardContextual"/>
@@ -2078,7 +1508,7 @@
       </w:r>
       <w:r>
         <w:rPr>
-          <w:rFonts w:ascii="Garamond" w:hAnsi="Garamond" w:cs="Times New Roman (Corps CS)"/>
+          <w:rFonts w:ascii="Brill" w:hAnsi="Brill" w:cs="Times New Roman (Corps CS)"/>
           <w:color w:val="FF0000"/>
           <w:kern w:val="2"/>
           <w:lang w:val="es-ES"/>
@@ -2088,7 +1518,7 @@
       </w:r>
       <w:r>
         <w:rPr>
-          <w:rFonts w:ascii="Garamond" w:hAnsi="Garamond" w:cs="Times New Roman (Corps CS)"/>
+          <w:rFonts w:ascii="Brill" w:hAnsi="Brill" w:cs="Times New Roman (Corps CS)"/>
           <w:color w:val="FF0000"/>
           <w:kern w:val="2"/>
           <w14:ligatures w14:val="standardContextual"/>
@@ -2097,7 +1527,7 @@
       </w:r>
       <w:r>
         <w:rPr>
-          <w:rFonts w:ascii="Garamond" w:hAnsi="Garamond" w:cs="Times New Roman (Corps CS)"/>
+          <w:rFonts w:ascii="Brill" w:hAnsi="Brill" w:cs="Times New Roman (Corps CS)"/>
           <w:color w:val="FF0000"/>
           <w:kern w:val="2"/>
           <w:lang w:val="es-ES"/>
